--- a/docs/STUKACH_Manual_RU.docx
+++ b/docs/STUKACH_Manual_RU.docx
@@ -104,7 +104,7 @@
                 <w:sz w:val="18"/>
                 <w:spacing w:val="60"/>
               </w:rPr>
-              <w:t>BLENDER 5.2  -  V1.7.6  ·  MAYA 2025 - V1.3.0</w:t>
+              <w:t>BLENDER 5.2  -  V1.8.0  ·  MAYA 2025 - V1.3.0</w:t>
             </w:r>
           </w:p>
           <w:p>
@@ -173,7 +173,6 @@
           <w:left w:val="single" w:sz="24" w:space="8" w:color="C82823"/>
         </w:pBdr>
       </w:pPr>
-      <w:bookmarkStart w:id="100000" w:name="_Toc100000"/>
       <w:r>
         <w:rPr>
           <w:rFonts w:ascii="Century Gothic" w:hAnsi="Century Gothic"/>
@@ -183,223 +182,6 @@
           <w:spacing w:val="20"/>
         </w:rPr>
         <w:t>СОДЕРЖАНИЕ</w:t>
-      </w:r>
-      <w:bookmarkEnd w:id="100000"/>
-    </w:p>
-    <w:p>
-      <w:pPr>
-        <w:pStyle w:val="9"/>
-        <w:tabs>
-          <w:tab w:val="right" w:leader="dot" w:pos="9026"/>
-        </w:tabs>
-        <w:spacing w:before="120" w:after="60"/>
-      </w:pPr>
-      <w:r>
-        <w:t>1. О программе</w:t>
-      </w:r>
-      <w:r>
-        <w:tab/>
-      </w:r>
-      <w:r>
-        <w:t>3</w:t>
-      </w:r>
-    </w:p>
-    <w:p>
-      <w:pPr>
-        <w:pStyle w:val="9"/>
-        <w:tabs>
-          <w:tab w:val="right" w:leader="dot" w:pos="9026"/>
-        </w:tabs>
-        <w:spacing w:before="120" w:after="60"/>
-      </w:pPr>
-      <w:r>
-        <w:t>2. Установка</w:t>
-      </w:r>
-      <w:r>
-        <w:tab/>
-      </w:r>
-      <w:r>
-        <w:t>4</w:t>
-      </w:r>
-    </w:p>
-    <w:p>
-      <w:pPr>
-        <w:pStyle w:val="9"/>
-        <w:tabs>
-          <w:tab w:val="right" w:leader="dot" w:pos="9026"/>
-        </w:tabs>
-        <w:spacing w:before="120" w:after="60"/>
-      </w:pPr>
-      <w:r>
-        <w:t>3. Быстрый старт (Blender)</w:t>
-      </w:r>
-      <w:r>
-        <w:tab/>
-      </w:r>
-      <w:r>
-        <w:t>5</w:t>
-      </w:r>
-    </w:p>
-    <w:p>
-      <w:pPr>
-        <w:pStyle w:val="9"/>
-        <w:tabs>
-          <w:tab w:val="right" w:leader="dot" w:pos="9026"/>
-        </w:tabs>
-        <w:spacing w:before="120" w:after="60"/>
-      </w:pPr>
-      <w:r>
-        <w:t>4. Интерфейс Blender-версии</w:t>
-      </w:r>
-      <w:r>
-        <w:tab/>
-      </w:r>
-      <w:r>
-        <w:t>5</w:t>
-      </w:r>
-    </w:p>
-    <w:p>
-      <w:pPr>
-        <w:pStyle w:val="9"/>
-        <w:tabs>
-          <w:tab w:val="right" w:leader="dot" w:pos="9026"/>
-        </w:tabs>
-        <w:spacing w:before="120" w:after="60"/>
-      </w:pPr>
-      <w:r>
-        <w:t>5. Чекеры (Blender)</w:t>
-      </w:r>
-      <w:r>
-        <w:tab/>
-      </w:r>
-      <w:r>
-        <w:t>8</w:t>
-      </w:r>
-    </w:p>
-    <w:p>
-      <w:pPr>
-        <w:pStyle w:val="9"/>
-        <w:tabs>
-          <w:tab w:val="right" w:leader="dot" w:pos="9026"/>
-        </w:tabs>
-        <w:spacing w:before="120" w:after="60"/>
-      </w:pPr>
-      <w:r>
-        <w:t>6. Валидатор иерархии</w:t>
-      </w:r>
-      <w:r>
-        <w:tab/>
-      </w:r>
-      <w:r>
-        <w:t>13</w:t>
-      </w:r>
-    </w:p>
-    <w:p>
-      <w:pPr>
-        <w:pStyle w:val="9"/>
-        <w:tabs>
-          <w:tab w:val="right" w:leader="dot" w:pos="9026"/>
-        </w:tabs>
-        <w:spacing w:before="120" w:after="60"/>
-      </w:pPr>
-      <w:r>
-        <w:t>7. Оверлеи во вьюпорте</w:t>
-      </w:r>
-      <w:r>
-        <w:tab/>
-      </w:r>
-      <w:r>
-        <w:t>15</w:t>
-      </w:r>
-    </w:p>
-    <w:p>
-      <w:pPr>
-        <w:pStyle w:val="9"/>
-        <w:tabs>
-          <w:tab w:val="right" w:leader="dot" w:pos="9026"/>
-        </w:tabs>
-        <w:spacing w:before="120" w:after="60"/>
-      </w:pPr>
-      <w:r>
-        <w:t>8. Режимы и инструменты</w:t>
-      </w:r>
-      <w:r>
-        <w:tab/>
-      </w:r>
-      <w:r>
-        <w:t>15</w:t>
-      </w:r>
-    </w:p>
-    <w:p>
-      <w:pPr>
-        <w:pStyle w:val="9"/>
-        <w:tabs>
-          <w:tab w:val="right" w:leader="dot" w:pos="9026"/>
-        </w:tabs>
-        <w:spacing w:before="120" w:after="60"/>
-      </w:pPr>
-      <w:r>
-        <w:t>9. Настройки (Preferences)</w:t>
-      </w:r>
-      <w:r>
-        <w:tab/>
-      </w:r>
-      <w:r>
-        <w:t>16</w:t>
-      </w:r>
-    </w:p>
-    <w:p>
-      <w:pPr>
-        <w:pStyle w:val="9"/>
-        <w:tabs>
-          <w:tab w:val="right" w:leader="dot" w:pos="9026"/>
-        </w:tabs>
-        <w:spacing w:before="120" w:after="60"/>
-      </w:pPr>
-      <w:r>
-        <w:t>10. Как пользоваться</w:t>
-      </w:r>
-      <w:r>
-        <w:tab/>
-      </w:r>
-      <w:r>
-        <w:t>17</w:t>
-      </w:r>
-    </w:p>
-    <w:p>
-      <w:pPr>
-        <w:pStyle w:val="9"/>
-        <w:tabs>
-          <w:tab w:val="right" w:leader="dot" w:pos="9026"/>
-        </w:tabs>
-        <w:spacing w:before="120" w:after="60"/>
-      </w:pPr>
-      <w:r>
-        <w:t>11. Maya-версия</w:t>
-      </w:r>
-      <w:r>
-        <w:tab/>
-      </w:r>
-      <w:r>
-        <w:t>17</w:t>
-      </w:r>
-    </w:p>
-    <w:p>
-      <w:pPr>
-        <w:pStyle w:val="9"/>
-        <w:tabs>
-          <w:tab w:val="right" w:leader="dot" w:pos="9026"/>
-        </w:tabs>
-        <w:spacing w:before="120" w:after="60"/>
-      </w:pPr>
-      <w:r>
-        <w:t>12. Решение проблем</w:t>
-      </w:r>
-      <w:r>
-        <w:tab/>
-      </w:r>
-      <w:r>
-        <w:t>19</w:t>
       </w:r>
     </w:p>
     <w:p>
@@ -424,7 +206,6 @@
           <w:left w:val="single" w:sz="24" w:space="8" w:color="C82823"/>
         </w:pBdr>
       </w:pPr>
-      <w:bookmarkStart w:id="100001" w:name="_Toc100001"/>
       <w:r>
         <w:rPr>
           <w:rFonts w:ascii="Century Gothic" w:hAnsi="Century Gothic"/>
@@ -444,17 +225,14 @@
         </w:rPr>
         <w:t>О ПРОГРАММЕ</w:t>
       </w:r>
-      <w:bookmarkEnd w:id="100001"/>
     </w:p>
     <w:p>
       <w:pPr>
         <w:pStyle w:val="Heading2"/>
       </w:pPr>
-      <w:bookmarkStart w:id="100002" w:name="_Toc100002"/>
       <w:r>
         <w:t>1.1 Что делает STUKACH</w:t>
       </w:r>
-      <w:bookmarkEnd w:id="100002"/>
     </w:p>
     <w:p>
       <w:r>
@@ -594,11 +372,9 @@
       <w:pPr>
         <w:pStyle w:val="Heading2"/>
       </w:pPr>
-      <w:bookmarkStart w:id="100003" w:name="_Toc100003"/>
       <w:r>
         <w:t>1.2 Философия: три уровня критичности</w:t>
       </w:r>
-      <w:bookmarkEnd w:id="100003"/>
     </w:p>
     <w:p>
       <w:r>
@@ -946,11 +722,9 @@
       <w:pPr>
         <w:pStyle w:val="Heading2"/>
       </w:pPr>
-      <w:bookmarkStart w:id="100004" w:name="_Toc100004"/>
       <w:r>
         <w:t>1.3 Два режима: Artist и Coordinator</w:t>
       </w:r>
-      <w:bookmarkEnd w:id="100004"/>
     </w:p>
     <w:p>
       <w:r>
@@ -967,11 +741,9 @@
       <w:pPr>
         <w:pStyle w:val="Heading2"/>
       </w:pPr>
-      <w:bookmarkStart w:id="100005" w:name="_Toc100005"/>
       <w:r>
         <w:t>1.4 Две версии</w:t>
       </w:r>
-      <w:bookmarkEnd w:id="100005"/>
     </w:p>
     <w:tbl>
       <w:tblPr>
@@ -1117,7 +889,7 @@
                 <w:color w:val="1A1A1A"/>
                 <w:sz w:val="18"/>
               </w:rPr>
-              <w:t>v1.7.6</w:t>
+              <w:t>v1.8.0</w:t>
             </w:r>
           </w:p>
         </w:tc>
@@ -1552,7 +1324,6 @@
           <w:left w:val="single" w:sz="24" w:space="8" w:color="C82823"/>
         </w:pBdr>
       </w:pPr>
-      <w:bookmarkStart w:id="100006" w:name="_Toc100006"/>
       <w:r>
         <w:rPr>
           <w:rFonts w:ascii="Century Gothic" w:hAnsi="Century Gothic"/>
@@ -1572,17 +1343,14 @@
         </w:rPr>
         <w:t>УСТАНОВКА</w:t>
       </w:r>
-      <w:bookmarkEnd w:id="100006"/>
     </w:p>
     <w:p>
       <w:pPr>
         <w:pStyle w:val="Heading2"/>
       </w:pPr>
-      <w:bookmarkStart w:id="100007" w:name="_Toc100007"/>
       <w:r>
         <w:t>2.1 Blender 5.1+</w:t>
       </w:r>
-      <w:bookmarkEnd w:id="100007"/>
     </w:p>
     <w:p>
       <w:pPr>
@@ -1669,11 +1437,9 @@
       <w:pPr>
         <w:pStyle w:val="Heading2"/>
       </w:pPr>
-      <w:bookmarkStart w:id="100008" w:name="_Toc100008"/>
       <w:r>
         <w:t>2.2 Maya 2025 (Windows x64)</w:t>
       </w:r>
-      <w:bookmarkEnd w:id="100008"/>
     </w:p>
     <w:p>
       <w:pPr>
@@ -1763,7 +1529,6 @@
           <w:left w:val="single" w:sz="24" w:space="8" w:color="C82823"/>
         </w:pBdr>
       </w:pPr>
-      <w:bookmarkStart w:id="100009" w:name="_Toc100009"/>
       <w:r>
         <w:rPr>
           <w:rFonts w:ascii="Century Gothic" w:hAnsi="Century Gothic"/>
@@ -1783,7 +1548,6 @@
         </w:rPr>
         <w:t>БЫСТРЫЙ СТАРТ (BLENDER)</w:t>
       </w:r>
-      <w:bookmarkEnd w:id="100009"/>
     </w:p>
     <w:p>
       <w:r>
@@ -1884,7 +1648,6 @@
           <w:left w:val="single" w:sz="24" w:space="8" w:color="C82823"/>
         </w:pBdr>
       </w:pPr>
-      <w:bookmarkStart w:id="100010" w:name="_Toc100010"/>
       <w:r>
         <w:rPr>
           <w:rFonts w:ascii="Century Gothic" w:hAnsi="Century Gothic"/>
@@ -1904,7 +1667,6 @@
         </w:rPr>
         <w:t>ИНТЕРФЕЙС BLENDER-ВЕРСИИ</w:t>
       </w:r>
-      <w:bookmarkEnd w:id="100010"/>
     </w:p>
     <w:p>
       <w:r>
@@ -1921,11 +1683,9 @@
       <w:pPr>
         <w:pStyle w:val="Heading2"/>
       </w:pPr>
-      <w:bookmarkStart w:id="100011" w:name="_Toc100011"/>
       <w:r>
         <w:t>4.1 Запуск и режимы</w:t>
       </w:r>
-      <w:bookmarkEnd w:id="100011"/>
     </w:p>
     <w:tbl>
       <w:tblPr>
@@ -2165,11 +1925,9 @@
       <w:pPr>
         <w:pStyle w:val="Heading2"/>
       </w:pPr>
-      <w:bookmarkStart w:id="100012" w:name="_Toc100012"/>
       <w:r>
         <w:t>4.2 Счёт и навигация</w:t>
       </w:r>
-      <w:bookmarkEnd w:id="100012"/>
     </w:p>
     <w:tbl>
       <w:tblPr>
@@ -2462,11 +2220,9 @@
       <w:pPr>
         <w:pStyle w:val="Heading2"/>
       </w:pPr>
-      <w:bookmarkStart w:id="100013" w:name="_Toc100013"/>
       <w:r>
         <w:t>4.3 Область проверки</w:t>
       </w:r>
-      <w:bookmarkEnd w:id="100013"/>
     </w:p>
     <w:tbl>
       <w:tblPr>
@@ -2759,11 +2515,9 @@
       <w:pPr>
         <w:pStyle w:val="Heading2"/>
       </w:pPr>
-      <w:bookmarkStart w:id="100014" w:name="_Toc100014"/>
       <w:r>
         <w:t>4.4 Блок Pipeline Checks</w:t>
       </w:r>
-      <w:bookmarkEnd w:id="100014"/>
     </w:p>
     <w:p>
       <w:r>
@@ -3067,11 +2821,9 @@
       <w:pPr>
         <w:pStyle w:val="Heading2"/>
       </w:pPr>
-      <w:bookmarkStart w:id="100015" w:name="_Toc100015"/>
       <w:r>
         <w:t>4.5 Блок иерархии</w:t>
       </w:r>
-      <w:bookmarkEnd w:id="100015"/>
     </w:p>
     <w:p>
       <w:r>
@@ -3088,11 +2840,9 @@
       <w:pPr>
         <w:pStyle w:val="Heading2"/>
       </w:pPr>
-      <w:bookmarkStart w:id="100016" w:name="_Toc100016"/>
       <w:r>
         <w:t>4.6 Список Objects</w:t>
       </w:r>
-      <w:bookmarkEnd w:id="100016"/>
     </w:p>
     <w:tbl>
       <w:tblPr>
@@ -3544,11 +3294,9 @@
       <w:pPr>
         <w:pStyle w:val="Heading2"/>
       </w:pPr>
-      <w:bookmarkStart w:id="100017" w:name="_Toc100017"/>
       <w:r>
         <w:t>4.7 Asset Status и экспорт</w:t>
       </w:r>
-      <w:bookmarkEnd w:id="100017"/>
     </w:p>
     <w:tbl>
       <w:tblPr>
@@ -3894,11 +3642,9 @@
       <w:pPr>
         <w:pStyle w:val="Heading2"/>
       </w:pPr>
-      <w:bookmarkStart w:id="100018" w:name="_Toc100018"/>
       <w:r>
         <w:t>4.8 Coordinator-панель</w:t>
       </w:r>
-      <w:bookmarkEnd w:id="100018"/>
     </w:p>
     <w:p>
       <w:r>
@@ -3918,7 +3664,6 @@
           <w:left w:val="single" w:sz="24" w:space="8" w:color="C82823"/>
         </w:pBdr>
       </w:pPr>
-      <w:bookmarkStart w:id="100019" w:name="_Toc100019"/>
       <w:r>
         <w:rPr>
           <w:rFonts w:ascii="Century Gothic" w:hAnsi="Century Gothic"/>
@@ -3938,7 +3683,6 @@
         </w:rPr>
         <w:t>ЧЕКЕРЫ (BLENDER)</w:t>
       </w:r>
-      <w:bookmarkEnd w:id="100019"/>
     </w:p>
     <w:p>
       <w:r>
@@ -3948,18 +3692,27 @@
           <w:color w:val="1A1A1A"/>
           <w:sz w:val="19"/>
         </w:rPr>
-        <w:t>42 чека в 7 категориях + Scene Units. Состав и критичность соответствуют коду v1.7.6; пороги части чеков настраиваются в Preferences (вкладка UV).</w:t>
+        <w:t>42 чека в 7 категориях + Scene Units. Состав и критичность соответствуют коду v1.8.0; пороги части чеков настраиваются в Preferences (вкладка UV, вкладка Checks - порог фасок для Hard Edges).</w:t>
+      </w:r>
+    </w:p>
+    <w:p>
+      <w:r>
+        <w:rPr>
+          <w:rFonts w:ascii="Arial" w:hAnsi="Arial"/>
+          <w:i w:val="0"/>
+          <w:color w:val="1A1A1A"/>
+          <w:sz w:val="19"/>
+        </w:rPr>
+        <w:t>Preferences - Updates: проверка новой версии (кнопка + ежедневная автопроверка, отключаемая). При доступном обновлении бейдж в панели ведёт на страницу релиза.</w:t>
       </w:r>
     </w:p>
     <w:p>
       <w:pPr>
         <w:pStyle w:val="Heading2"/>
       </w:pPr>
-      <w:bookmarkStart w:id="100020" w:name="_Toc100020"/>
       <w:r>
         <w:t>5.1 Scene Units (сцена)</w:t>
       </w:r>
-      <w:bookmarkEnd w:id="100020"/>
     </w:p>
     <w:tbl>
       <w:tblPr>
@@ -4191,11 +3944,9 @@
       <w:pPr>
         <w:pStyle w:val="Heading2"/>
       </w:pPr>
-      <w:bookmarkStart w:id="100021" w:name="_Toc100021"/>
       <w:r>
         <w:t>5.2 TOPOLOGY - топология (14)</w:t>
       </w:r>
-      <w:bookmarkEnd w:id="100021"/>
     </w:p>
     <w:tbl>
       <w:tblPr>
@@ -5273,7 +5024,7 @@
                 <w:color w:val="1A1A1A"/>
                 <w:sz w:val="18"/>
               </w:rPr>
-              <w:t>Острые рёбра (диэдральный угол ≥ 30°), не помеченные Sharp</w:t>
+              <w:t>Гладкие рёбра с углом ≥ 30° между большими гранями, не помеченные Sharp</w:t>
             </w:r>
           </w:p>
         </w:tc>
@@ -5296,7 +5047,7 @@
                 <w:color w:val="1A1A1A"/>
                 <w:sz w:val="18"/>
               </w:rPr>
-              <w:t>Гладкое затенение на остром угле даёт артефакт шейдинга</w:t>
+              <w:t>Гладкое затенение на остром угле даёт артефакт шейдинга. Скипается: меши с кастомными нормалями, фаски-полоски (порог в Preferences - Checks), пары flat-граней</w:t>
             </w:r>
           </w:p>
         </w:tc>
@@ -5703,11 +5454,9 @@
       <w:pPr>
         <w:pStyle w:val="Heading2"/>
       </w:pPr>
-      <w:bookmarkStart w:id="100022" w:name="_Toc100022"/>
       <w:r>
         <w:t>5.3 TRANSFORMS - трансформы (6)</w:t>
       </w:r>
-      <w:bookmarkEnd w:id="100022"/>
     </w:p>
     <w:tbl>
       <w:tblPr>
@@ -6450,11 +6199,9 @@
       <w:pPr>
         <w:pStyle w:val="Heading2"/>
       </w:pPr>
-      <w:bookmarkStart w:id="100023" w:name="_Toc100023"/>
       <w:r>
         <w:t>5.4 SYMMETRY - симметрия (3)</w:t>
       </w:r>
-      <w:bookmarkEnd w:id="100023"/>
     </w:p>
     <w:tbl>
       <w:tblPr>
@@ -6687,11 +6434,9 @@
       <w:pPr>
         <w:pStyle w:val="Heading2"/>
       </w:pPr>
-      <w:bookmarkStart w:id="100024" w:name="_Toc100024"/>
       <w:r>
         <w:t>5.5 UV - развёртка (9)</w:t>
       </w:r>
-      <w:bookmarkEnd w:id="100024"/>
     </w:p>
     <w:tbl>
       <w:tblPr>
@@ -7740,11 +7485,9 @@
       <w:pPr>
         <w:pStyle w:val="Heading2"/>
       </w:pPr>
-      <w:bookmarkStart w:id="100025" w:name="_Toc100025"/>
       <w:r>
         <w:t>5.6 NAMING - нейминг (6)</w:t>
       </w:r>
-      <w:bookmarkEnd w:id="100025"/>
     </w:p>
     <w:p>
       <w:r>
@@ -8498,11 +8241,9 @@
       <w:pPr>
         <w:pStyle w:val="Heading2"/>
       </w:pPr>
-      <w:bookmarkStart w:id="100026" w:name="_Toc100026"/>
       <w:r>
         <w:t>5.7 MATERIALS - материалы (3)</w:t>
       </w:r>
-      <w:bookmarkEnd w:id="100026"/>
     </w:p>
     <w:tbl>
       <w:tblPr>
@@ -8939,11 +8680,9 @@
       <w:pPr>
         <w:pStyle w:val="Heading2"/>
       </w:pPr>
-      <w:bookmarkStart w:id="100027" w:name="_Toc100027"/>
       <w:r>
         <w:t>5.8 CLEANUP - чистка (1)</w:t>
       </w:r>
-      <w:bookmarkEnd w:id="100027"/>
     </w:p>
     <w:tbl>
       <w:tblPr>
@@ -9179,7 +8918,6 @@
           <w:left w:val="single" w:sz="24" w:space="8" w:color="C82823"/>
         </w:pBdr>
       </w:pPr>
-      <w:bookmarkStart w:id="100028" w:name="_Toc100028"/>
       <w:r>
         <w:rPr>
           <w:rFonts w:ascii="Century Gothic" w:hAnsi="Century Gothic"/>
@@ -9199,17 +8937,14 @@
         </w:rPr>
         <w:t>ВАЛИДАТОР ИЕРАРХИИ</w:t>
       </w:r>
-      <w:bookmarkEnd w:id="100028"/>
     </w:p>
     <w:p>
       <w:pPr>
         <w:pStyle w:val="Heading2"/>
       </w:pPr>
-      <w:bookmarkStart w:id="100029" w:name="_Toc100029"/>
       <w:r>
         <w:t>6.1 Конвенции структуры ассета</w:t>
       </w:r>
-      <w:bookmarkEnd w:id="100029"/>
     </w:p>
     <w:p>
       <w:r>
@@ -9310,11 +9045,9 @@
       <w:pPr>
         <w:pStyle w:val="Heading2"/>
       </w:pPr>
-      <w:bookmarkStart w:id="100030" w:name="_Toc100030"/>
       <w:r>
         <w:t>6.2 Правила (13)</w:t>
       </w:r>
-      <w:bookmarkEnd w:id="100030"/>
     </w:p>
     <w:tbl>
       <w:tblPr>
@@ -10399,11 +10132,9 @@
       <w:pPr>
         <w:pStyle w:val="Heading2"/>
       </w:pPr>
-      <w:bookmarkStart w:id="100031" w:name="_Toc100031"/>
       <w:r>
         <w:t>6.3 Сканирование</w:t>
       </w:r>
-      <w:bookmarkEnd w:id="100031"/>
     </w:p>
     <w:p>
       <w:pPr>
@@ -10465,11 +10196,9 @@
       <w:pPr>
         <w:pStyle w:val="Heading2"/>
       </w:pPr>
-      <w:bookmarkStart w:id="100032" w:name="_Toc100032"/>
       <w:r>
         <w:t>6.4 Исправления</w:t>
       </w:r>
-      <w:bookmarkEnd w:id="100032"/>
     </w:p>
     <w:tbl>
       <w:tblPr>
@@ -10826,11 +10555,9 @@
       <w:pPr>
         <w:pStyle w:val="Heading2"/>
       </w:pPr>
-      <w:bookmarkStart w:id="100033" w:name="_Toc100033"/>
       <w:r>
         <w:t>6.5 Гейт координатора</w:t>
       </w:r>
-      <w:bookmarkEnd w:id="100033"/>
     </w:p>
     <w:p>
       <w:r>
@@ -10850,7 +10577,6 @@
           <w:left w:val="single" w:sz="24" w:space="8" w:color="C82823"/>
         </w:pBdr>
       </w:pPr>
-      <w:bookmarkStart w:id="100034" w:name="_Toc100034"/>
       <w:r>
         <w:rPr>
           <w:rFonts w:ascii="Century Gothic" w:hAnsi="Century Gothic"/>
@@ -10870,7 +10596,6 @@
         </w:rPr>
         <w:t>ОВЕРЛЕИ ВО ВЬЮПОРТЕ</w:t>
       </w:r>
-      <w:bookmarkEnd w:id="100034"/>
     </w:p>
     <w:p>
       <w:r>
@@ -11277,7 +11002,6 @@
           <w:left w:val="single" w:sz="24" w:space="8" w:color="C82823"/>
         </w:pBdr>
       </w:pPr>
-      <w:bookmarkStart w:id="100035" w:name="_Toc100035"/>
       <w:r>
         <w:rPr>
           <w:rFonts w:ascii="Century Gothic" w:hAnsi="Century Gothic"/>
@@ -11297,17 +11021,14 @@
         </w:rPr>
         <w:t>РЕЖИМЫ И ИНСТРУМЕНТЫ</w:t>
       </w:r>
-      <w:bookmarkEnd w:id="100035"/>
     </w:p>
     <w:p>
       <w:pPr>
         <w:pStyle w:val="Heading2"/>
       </w:pPr>
-      <w:bookmarkStart w:id="100036" w:name="_Toc100036"/>
       <w:r>
         <w:t>8.1 Live</w:t>
       </w:r>
-      <w:bookmarkEnd w:id="100036"/>
     </w:p>
     <w:p>
       <w:r>
@@ -11324,11 +11045,9 @@
       <w:pPr>
         <w:pStyle w:val="Heading2"/>
       </w:pPr>
-      <w:bookmarkStart w:id="100037" w:name="_Toc100037"/>
       <w:r>
         <w:t>8.2 Пресеты</w:t>
       </w:r>
-      <w:bookmarkEnd w:id="100037"/>
     </w:p>
     <w:p>
       <w:r>
@@ -11345,11 +11064,9 @@
       <w:pPr>
         <w:pStyle w:val="Heading2"/>
       </w:pPr>
-      <w:bookmarkStart w:id="100038" w:name="_Toc100038"/>
       <w:r>
         <w:t>8.3 Отчёты</w:t>
       </w:r>
-      <w:bookmarkEnd w:id="100038"/>
     </w:p>
     <w:tbl>
       <w:tblPr>
@@ -11697,11 +11414,9 @@
       <w:pPr>
         <w:pStyle w:val="Heading2"/>
       </w:pPr>
-      <w:bookmarkStart w:id="100039" w:name="_Toc100039"/>
       <w:r>
         <w:t>8.4 Исправления (Fix)</w:t>
       </w:r>
-      <w:bookmarkEnd w:id="100039"/>
     </w:p>
     <w:p>
       <w:r>
@@ -11718,11 +11433,9 @@
       <w:pPr>
         <w:pStyle w:val="Heading2"/>
       </w:pPr>
-      <w:bookmarkStart w:id="100040" w:name="_Toc100040"/>
       <w:r>
         <w:t>8.5 Checkpoint</w:t>
       </w:r>
-      <w:bookmarkEnd w:id="100040"/>
     </w:p>
     <w:p>
       <w:r>
@@ -11739,11 +11452,9 @@
       <w:pPr>
         <w:pStyle w:val="Heading2"/>
       </w:pPr>
-      <w:bookmarkStart w:id="100041" w:name="_Toc100041"/>
       <w:r>
         <w:t>8.6 Pre-flight</w:t>
       </w:r>
-      <w:bookmarkEnd w:id="100041"/>
     </w:p>
     <w:p>
       <w:r>
@@ -11760,11 +11471,9 @@
       <w:pPr>
         <w:pStyle w:val="Heading2"/>
       </w:pPr>
-      <w:bookmarkStart w:id="100042" w:name="_Toc100042"/>
       <w:r>
         <w:t>8.7 Логи и диагностика</w:t>
       </w:r>
-      <w:bookmarkEnd w:id="100042"/>
     </w:p>
     <w:p>
       <w:pPr>
@@ -11815,7 +11524,6 @@
           <w:left w:val="single" w:sz="24" w:space="8" w:color="C82823"/>
         </w:pBdr>
       </w:pPr>
-      <w:bookmarkStart w:id="100043" w:name="_Toc100043"/>
       <w:r>
         <w:rPr>
           <w:rFonts w:ascii="Century Gothic" w:hAnsi="Century Gothic"/>
@@ -11835,7 +11543,6 @@
         </w:rPr>
         <w:t>НАСТРОЙКИ (PREFERENCES)</w:t>
       </w:r>
-      <w:bookmarkEnd w:id="100043"/>
     </w:p>
     <w:p>
       <w:r>
@@ -12195,7 +11902,6 @@
           <w:left w:val="single" w:sz="24" w:space="8" w:color="C82823"/>
         </w:pBdr>
       </w:pPr>
-      <w:bookmarkStart w:id="100044" w:name="_Toc100044"/>
       <w:r>
         <w:rPr>
           <w:rFonts w:ascii="Century Gothic" w:hAnsi="Century Gothic"/>
@@ -12215,17 +11921,14 @@
         </w:rPr>
         <w:t>КАК ПОЛЬЗОВАТЬСЯ</w:t>
       </w:r>
-      <w:bookmarkEnd w:id="100044"/>
     </w:p>
     <w:p>
       <w:pPr>
         <w:pStyle w:val="Heading2"/>
       </w:pPr>
-      <w:bookmarkStart w:id="100045" w:name="_Toc100045"/>
       <w:r>
         <w:t>10.1 Артисту</w:t>
       </w:r>
-      <w:bookmarkEnd w:id="100045"/>
     </w:p>
     <w:p>
       <w:pPr>
@@ -12315,11 +12018,9 @@
       <w:pPr>
         <w:pStyle w:val="Heading2"/>
       </w:pPr>
-      <w:bookmarkStart w:id="100046" w:name="_Toc100046"/>
       <w:r>
         <w:t>10.2 Координатору</w:t>
       </w:r>
-      <w:bookmarkEnd w:id="100046"/>
     </w:p>
     <w:p>
       <w:pPr>
@@ -12398,7 +12099,6 @@
           <w:left w:val="single" w:sz="24" w:space="8" w:color="C82823"/>
         </w:pBdr>
       </w:pPr>
-      <w:bookmarkStart w:id="100047" w:name="_Toc100047"/>
       <w:r>
         <w:rPr>
           <w:rFonts w:ascii="Century Gothic" w:hAnsi="Century Gothic"/>
@@ -12418,17 +12118,14 @@
         </w:rPr>
         <w:t>MAYA-ВЕРСИЯ</w:t>
       </w:r>
-      <w:bookmarkEnd w:id="100047"/>
     </w:p>
     <w:p>
       <w:pPr>
         <w:pStyle w:val="Heading2"/>
       </w:pPr>
-      <w:bookmarkStart w:id="100048" w:name="_Toc100048"/>
       <w:r>
         <w:t>11.1 Панель</w:t>
       </w:r>
-      <w:bookmarkEnd w:id="100048"/>
     </w:p>
     <w:p>
       <w:r>
@@ -12445,11 +12142,9 @@
       <w:pPr>
         <w:pStyle w:val="Heading2"/>
       </w:pPr>
-      <w:bookmarkStart w:id="100049" w:name="_Toc100049"/>
       <w:r>
         <w:t>11.2 Чеки: 43 + два сцен-чека</w:t>
       </w:r>
-      <w:bookmarkEnd w:id="100049"/>
     </w:p>
     <w:tbl>
       <w:tblPr>
@@ -13171,11 +12866,9 @@
       <w:pPr>
         <w:pStyle w:val="Heading2"/>
       </w:pPr>
-      <w:bookmarkStart w:id="100050" w:name="_Toc100050"/>
       <w:r>
         <w:t>11.3 Скорость: снапшот и прогрессивная валидация</w:t>
       </w:r>
-      <w:bookmarkEnd w:id="100050"/>
     </w:p>
     <w:p>
       <w:r>
@@ -13203,11 +12896,9 @@
       <w:pPr>
         <w:pStyle w:val="Heading2"/>
       </w:pPr>
-      <w:bookmarkStart w:id="100051" w:name="_Toc100051"/>
       <w:r>
         <w:t>11.4 Оверлей</w:t>
       </w:r>
-      <w:bookmarkEnd w:id="100051"/>
     </w:p>
     <w:p>
       <w:r>
@@ -13224,11 +12915,9 @@
       <w:pPr>
         <w:pStyle w:val="Heading2"/>
       </w:pPr>
-      <w:bookmarkStart w:id="100052" w:name="_Toc100052"/>
       <w:r>
         <w:t>11.5 Иерархия локаторов</w:t>
       </w:r>
-      <w:bookmarkEnd w:id="100052"/>
     </w:p>
     <w:p>
       <w:pPr>
@@ -13276,11 +12965,9 @@
       <w:pPr>
         <w:pStyle w:val="Heading2"/>
       </w:pPr>
-      <w:bookmarkStart w:id="100053" w:name="_Toc100053"/>
       <w:r>
         <w:t>11.6 Нюансы Maya-версии</w:t>
       </w:r>
-      <w:bookmarkEnd w:id="100053"/>
     </w:p>
     <w:p>
       <w:pPr>
@@ -13359,7 +13046,6 @@
           <w:left w:val="single" w:sz="24" w:space="8" w:color="C82823"/>
         </w:pBdr>
       </w:pPr>
-      <w:bookmarkStart w:id="100054" w:name="_Toc100054"/>
       <w:r>
         <w:rPr>
           <w:rFonts w:ascii="Century Gothic" w:hAnsi="Century Gothic"/>
@@ -13379,7 +13065,6 @@
         </w:rPr>
         <w:t>РЕШЕНИЕ ПРОБЛЕМ</w:t>
       </w:r>
-      <w:bookmarkEnd w:id="100054"/>
     </w:p>
     <w:p>
       <w:r>
@@ -13663,7 +13348,7 @@
                 <w:color w:val="1A1A1A"/>
                 <w:sz w:val="18"/>
               </w:rPr>
-              <w:t>Это кнопка X-Ray в Pipeline Checks (v1.7.6): выключите - стенки скроют метки дальней стороны. Также включённый Alt+Z (xray вьюпорта) принудительно делает оверлей прозрачным.</w:t>
+              <w:t>Это кнопка X-Ray в Pipeline Checks (v1.7.5): выключите - стенки скроют метки дальней стороны. Также включённый Alt+Z (xray вьюпорта) принудительно делает оверлей прозрачным.</w:t>
             </w:r>
           </w:p>
         </w:tc>
@@ -26096,53 +25781,6 @@
       </w:tcPr>
     </w:tblStylePr>
   </w:style>
-  <w:style xmlns:w="http://schemas.openxmlformats.org/wordprocessingml/2006/main" w:type="paragraph" w:styleId="9">
-    <w:name w:val="toc 1"/>
-    <w:basedOn w:val="Normal"/>
-    <w:uiPriority w:val="39"/>
-    <w:pPr>
-      <w:tabs>
-        <w:tab w:val="right" w:leader="dot" w:pos="9026"/>
-      </w:tabs>
-      <w:spacing w:before="120" w:after="60"/>
-    </w:pPr>
-    <w:rPr>
-      <w:b/>
-      <w:bCs/>
-    </w:rPr>
-  </w:style>
-  <w:style xmlns:w="http://schemas.openxmlformats.org/wordprocessingml/2006/main" w:type="paragraph" w:styleId="11">
-    <w:name w:val="toc 2"/>
-    <w:basedOn w:val="Normal"/>
-    <w:uiPriority w:val="39"/>
-    <w:pPr>
-      <w:tabs>
-        <w:tab w:val="right" w:leader="dot" w:pos="9026"/>
-      </w:tabs>
-      <w:ind w:left="360"/>
-      <w:spacing w:before="60" w:after="40"/>
-    </w:pPr>
-  </w:style>
-  <w:style xmlns:w="http://schemas.openxmlformats.org/wordprocessingml/2006/main" w:type="paragraph" w:styleId="12">
-    <w:name w:val="toc 3"/>
-    <w:basedOn w:val="Normal"/>
-    <w:uiPriority w:val="39"/>
-    <w:pPr>
-      <w:tabs>
-        <w:tab w:val="right" w:leader="dot" w:pos="9026"/>
-      </w:tabs>
-      <w:ind w:left="720"/>
-      <w:spacing w:before="40" w:after="20"/>
-    </w:pPr>
-  </w:style>
-  <w:style xmlns:w="http://schemas.openxmlformats.org/wordprocessingml/2006/main" w:type="character" w:styleId="Hyperlink">
-    <w:name w:val="Hyperlink"/>
-    <w:uiPriority w:val="99"/>
-    <w:rPr>
-      <w:color w:val="0563C1"/>
-      <w:u w:val="single"/>
-    </w:rPr>
-  </w:style>
 </w:styles>
 </file>
 

--- a/docs/STUKACH_Manual_RU.docx
+++ b/docs/STUKACH_Manual_RU.docx
@@ -3692,18 +3692,7 @@
           <w:color w:val="1A1A1A"/>
           <w:sz w:val="19"/>
         </w:rPr>
-        <w:t>42 чека в 7 категориях + Scene Units. Состав и критичность соответствуют коду v1.8.0; пороги части чеков настраиваются в Preferences (вкладка UV, вкладка Checks - порог фасок для Hard Edges).</w:t>
-      </w:r>
-    </w:p>
-    <w:p>
-      <w:r>
-        <w:rPr>
-          <w:rFonts w:ascii="Arial" w:hAnsi="Arial"/>
-          <w:i w:val="0"/>
-          <w:color w:val="1A1A1A"/>
-          <w:sz w:val="19"/>
-        </w:rPr>
-        <w:t>Preferences - Updates: проверка новой версии (кнопка + ежедневная автопроверка, отключаемая). При доступном обновлении бейдж в панели ведёт на страницу релиза.</w:t>
+        <w:t>42 чека в 7 категориях + Scene Units. Состав и критичность соответствуют коду v1.8.0; пороги части чеков настраиваются в Preferences (вкладка UV, вкладка Checks - порог фасок для Hard Edges). Проверка обновлений - §9.1.</w:t>
       </w:r>
     </w:p>
     <w:p>
@@ -11552,7 +11541,7 @@
           <w:color w:val="1A1A1A"/>
           <w:sz w:val="19"/>
         </w:rPr>
-        <w:t>Preferences → Add-ons → STUKACH. Вкладки: Interface, Overlay, UV, Naming, Colors.</w:t>
+        <w:t>Preferences → Add-ons → STUKACH. Вкладки: Interface, Overlay, UV, Naming, Checks, Colors.</w:t>
       </w:r>
     </w:p>
     <w:tbl>
@@ -11847,6 +11836,59 @@
             <w:tcW w:type="dxa" w:w="1701"/>
             <w:vAlign w:val="top"/>
             <w:tcBorders>
+              <w:bottom w:val="single" w:sz="4" w:space="4" w:color="E0E0E0"/>
+            </w:tcBorders>
+          </w:tcPr>
+          <w:p>
+            <w:pPr>
+              <w:keepNext/>
+              <w:spacing w:before="40" w:after="40" w:line="264" w:lineRule="auto"/>
+            </w:pPr>
+            <w:r>
+              <w:rPr>
+                <w:rFonts w:ascii="Arial" w:hAnsi="Arial"/>
+                <w:b/>
+                <w:color w:val="1A1A1A"/>
+                <w:sz w:val="18"/>
+              </w:rPr>
+              <w:t>Checks</w:t>
+            </w:r>
+          </w:p>
+        </w:tc>
+        <w:tc>
+          <w:tcPr>
+            <w:tcW w:type="dxa" w:w="9071"/>
+            <w:vAlign w:val="top"/>
+            <w:tcBorders>
+              <w:bottom w:val="single" w:sz="4" w:space="4" w:color="E0E0E0"/>
+            </w:tcBorders>
+          </w:tcPr>
+          <w:p>
+            <w:pPr>
+              <w:keepNext/>
+              <w:spacing w:before="40" w:after="40" w:line="264" w:lineRule="auto"/>
+            </w:pPr>
+            <w:r>
+              <w:rPr>
+                <w:rFonts w:ascii="Arial" w:hAnsi="Arial"/>
+                <w:b w:val="0"/>
+                <w:color w:val="1A1A1A"/>
+                <w:sz w:val="18"/>
+              </w:rPr>
+              <w:t>Hard Edges: порог ширины фаски (Chamfer Width). Ребро, примыкающее к полосе тоньше этого процента от размера объекта, считается фаской и не флагается.</w:t>
+            </w:r>
+          </w:p>
+        </w:tc>
+      </w:tr>
+      <w:tr>
+        <w:trPr>
+          <w:cantSplit/>
+        </w:trPr>
+        <w:tc>
+          <w:tcPr>
+            <w:tcW w:type="dxa" w:w="1701"/>
+            <w:vAlign w:val="top"/>
+            <w:tcBorders>
               <w:bottom w:val="single" w:sz="8" w:space="4" w:color="000000"/>
             </w:tcBorders>
           </w:tcPr>
@@ -11894,6 +11936,67 @@
       <w:pPr>
         <w:spacing w:after="80" w:line="240" w:lineRule="auto"/>
       </w:pPr>
+    </w:p>
+    <w:p>
+      <w:pPr>
+        <w:pStyle w:val="Heading2"/>
+      </w:pPr>
+      <w:r>
+        <w:t>9.1 Обновления</w:t>
+      </w:r>
+    </w:p>
+    <w:p>
+      <w:r>
+        <w:rPr>
+          <w:rFonts w:ascii="Arial" w:hAnsi="Arial"/>
+          <w:i w:val="0"/>
+          <w:color w:val="1A1A1A"/>
+          <w:sz w:val="19"/>
+        </w:rPr>
+        <w:t>Блок Updates: кнопка Check for updates сравнивает установленную версию с последним релизом на GitHub (один анонимный запрос, интерфейс не блокируется).</w:t>
+      </w:r>
+    </w:p>
+    <w:p>
+      <w:pPr>
+        <w:pStyle w:val="ListBullet"/>
+      </w:pPr>
+      <w:r>
+        <w:rPr>
+          <w:rFonts w:ascii="Arial" w:hAnsi="Arial"/>
+          <w:i w:val="0"/>
+          <w:color w:val="1A1A1A"/>
+          <w:sz w:val="19"/>
+        </w:rPr>
+        <w:t>Галка Check for updates daily (включена по умолчанию) - тихая автопроверка раз в сутки; если новой версии нет, ничего нигде не появляется.</w:t>
+      </w:r>
+    </w:p>
+    <w:p>
+      <w:pPr>
+        <w:pStyle w:val="ListBullet"/>
+      </w:pPr>
+      <w:r>
+        <w:rPr>
+          <w:rFonts w:ascii="Arial" w:hAnsi="Arial"/>
+          <w:i w:val="0"/>
+          <w:color w:val="1A1A1A"/>
+          <w:sz w:val="19"/>
+        </w:rPr>
+        <w:t>При доступном обновлении: строка Update available: vX.Y.Z в префах становится ссылкой на страницу релиза, и бейдж появляется вверху панели STUKACH.</w:t>
+      </w:r>
+    </w:p>
+    <w:p>
+      <w:pPr>
+        <w:pStyle w:val="ListBullet"/>
+      </w:pPr>
+      <w:r>
+        <w:rPr>
+          <w:rFonts w:ascii="Arial" w:hAnsi="Arial"/>
+          <w:i w:val="0"/>
+          <w:color w:val="1A1A1A"/>
+          <w:sz w:val="19"/>
+        </w:rPr>
+        <w:t>Обновление ставится штатно: скачать zip со страницы релиза и установить через Install from Disk (§2); после установки бейдж гаснет.</w:t>
+      </w:r>
     </w:p>
     <w:p>
       <w:pPr>

--- a/docs/STUKACH_Manual_RU.docx
+++ b/docs/STUKACH_Manual_RU.docx
@@ -173,6 +173,7 @@
           <w:left w:val="single" w:sz="24" w:space="8" w:color="C82823"/>
         </w:pBdr>
       </w:pPr>
+      <w:bookmarkStart w:id="100000" w:name="_Toc100000"/>
       <w:r>
         <w:rPr>
           <w:rFonts w:ascii="Century Gothic" w:hAnsi="Century Gothic"/>
@@ -182,6 +183,223 @@
           <w:spacing w:val="20"/>
         </w:rPr>
         <w:t>СОДЕРЖАНИЕ</w:t>
+      </w:r>
+      <w:bookmarkEnd w:id="100000"/>
+    </w:p>
+    <w:p>
+      <w:pPr>
+        <w:pStyle w:val="9"/>
+        <w:tabs>
+          <w:tab w:val="right" w:leader="dot" w:pos="9026"/>
+        </w:tabs>
+        <w:spacing w:before="120" w:after="60"/>
+      </w:pPr>
+      <w:r>
+        <w:t>1. О программе</w:t>
+      </w:r>
+      <w:r>
+        <w:tab/>
+      </w:r>
+      <w:r>
+        <w:t>3</w:t>
+      </w:r>
+    </w:p>
+    <w:p>
+      <w:pPr>
+        <w:pStyle w:val="9"/>
+        <w:tabs>
+          <w:tab w:val="right" w:leader="dot" w:pos="9026"/>
+        </w:tabs>
+        <w:spacing w:before="120" w:after="60"/>
+      </w:pPr>
+      <w:r>
+        <w:t>2. Установка</w:t>
+      </w:r>
+      <w:r>
+        <w:tab/>
+      </w:r>
+      <w:r>
+        <w:t>4</w:t>
+      </w:r>
+    </w:p>
+    <w:p>
+      <w:pPr>
+        <w:pStyle w:val="9"/>
+        <w:tabs>
+          <w:tab w:val="right" w:leader="dot" w:pos="9026"/>
+        </w:tabs>
+        <w:spacing w:before="120" w:after="60"/>
+      </w:pPr>
+      <w:r>
+        <w:t>3. Быстрый старт (Blender)</w:t>
+      </w:r>
+      <w:r>
+        <w:tab/>
+      </w:r>
+      <w:r>
+        <w:t>5</w:t>
+      </w:r>
+    </w:p>
+    <w:p>
+      <w:pPr>
+        <w:pStyle w:val="9"/>
+        <w:tabs>
+          <w:tab w:val="right" w:leader="dot" w:pos="9026"/>
+        </w:tabs>
+        <w:spacing w:before="120" w:after="60"/>
+      </w:pPr>
+      <w:r>
+        <w:t>4. Интерфейс Blender-версии</w:t>
+      </w:r>
+      <w:r>
+        <w:tab/>
+      </w:r>
+      <w:r>
+        <w:t>5</w:t>
+      </w:r>
+    </w:p>
+    <w:p>
+      <w:pPr>
+        <w:pStyle w:val="9"/>
+        <w:tabs>
+          <w:tab w:val="right" w:leader="dot" w:pos="9026"/>
+        </w:tabs>
+        <w:spacing w:before="120" w:after="60"/>
+      </w:pPr>
+      <w:r>
+        <w:t>5. Чекеры (Blender)</w:t>
+      </w:r>
+      <w:r>
+        <w:tab/>
+      </w:r>
+      <w:r>
+        <w:t>8</w:t>
+      </w:r>
+    </w:p>
+    <w:p>
+      <w:pPr>
+        <w:pStyle w:val="9"/>
+        <w:tabs>
+          <w:tab w:val="right" w:leader="dot" w:pos="9026"/>
+        </w:tabs>
+        <w:spacing w:before="120" w:after="60"/>
+      </w:pPr>
+      <w:r>
+        <w:t>6. Валидатор иерархии</w:t>
+      </w:r>
+      <w:r>
+        <w:tab/>
+      </w:r>
+      <w:r>
+        <w:t>13</w:t>
+      </w:r>
+    </w:p>
+    <w:p>
+      <w:pPr>
+        <w:pStyle w:val="9"/>
+        <w:tabs>
+          <w:tab w:val="right" w:leader="dot" w:pos="9026"/>
+        </w:tabs>
+        <w:spacing w:before="120" w:after="60"/>
+      </w:pPr>
+      <w:r>
+        <w:t>7. Оверлеи во вьюпорте</w:t>
+      </w:r>
+      <w:r>
+        <w:tab/>
+      </w:r>
+      <w:r>
+        <w:t>15</w:t>
+      </w:r>
+    </w:p>
+    <w:p>
+      <w:pPr>
+        <w:pStyle w:val="9"/>
+        <w:tabs>
+          <w:tab w:val="right" w:leader="dot" w:pos="9026"/>
+        </w:tabs>
+        <w:spacing w:before="120" w:after="60"/>
+      </w:pPr>
+      <w:r>
+        <w:t>8. Режимы и инструменты</w:t>
+      </w:r>
+      <w:r>
+        <w:tab/>
+      </w:r>
+      <w:r>
+        <w:t>15</w:t>
+      </w:r>
+    </w:p>
+    <w:p>
+      <w:pPr>
+        <w:pStyle w:val="9"/>
+        <w:tabs>
+          <w:tab w:val="right" w:leader="dot" w:pos="9026"/>
+        </w:tabs>
+        <w:spacing w:before="120" w:after="60"/>
+      </w:pPr>
+      <w:r>
+        <w:t>9. Настройки (Preferences)</w:t>
+      </w:r>
+      <w:r>
+        <w:tab/>
+      </w:r>
+      <w:r>
+        <w:t>16</w:t>
+      </w:r>
+    </w:p>
+    <w:p>
+      <w:pPr>
+        <w:pStyle w:val="9"/>
+        <w:tabs>
+          <w:tab w:val="right" w:leader="dot" w:pos="9026"/>
+        </w:tabs>
+        <w:spacing w:before="120" w:after="60"/>
+      </w:pPr>
+      <w:r>
+        <w:t>10. Как пользоваться</w:t>
+      </w:r>
+      <w:r>
+        <w:tab/>
+      </w:r>
+      <w:r>
+        <w:t>17</w:t>
+      </w:r>
+    </w:p>
+    <w:p>
+      <w:pPr>
+        <w:pStyle w:val="9"/>
+        <w:tabs>
+          <w:tab w:val="right" w:leader="dot" w:pos="9026"/>
+        </w:tabs>
+        <w:spacing w:before="120" w:after="60"/>
+      </w:pPr>
+      <w:r>
+        <w:t>11. Maya-версия</w:t>
+      </w:r>
+      <w:r>
+        <w:tab/>
+      </w:r>
+      <w:r>
+        <w:t>17</w:t>
+      </w:r>
+    </w:p>
+    <w:p>
+      <w:pPr>
+        <w:pStyle w:val="9"/>
+        <w:tabs>
+          <w:tab w:val="right" w:leader="dot" w:pos="9026"/>
+        </w:tabs>
+        <w:spacing w:before="120" w:after="60"/>
+      </w:pPr>
+      <w:r>
+        <w:t>12. Решение проблем</w:t>
+      </w:r>
+      <w:r>
+        <w:tab/>
+      </w:r>
+      <w:r>
+        <w:t>19</w:t>
       </w:r>
     </w:p>
     <w:p>
@@ -206,6 +424,7 @@
           <w:left w:val="single" w:sz="24" w:space="8" w:color="C82823"/>
         </w:pBdr>
       </w:pPr>
+      <w:bookmarkStart w:id="100001" w:name="_Toc100001"/>
       <w:r>
         <w:rPr>
           <w:rFonts w:ascii="Century Gothic" w:hAnsi="Century Gothic"/>
@@ -225,14 +444,17 @@
         </w:rPr>
         <w:t>О ПРОГРАММЕ</w:t>
       </w:r>
+      <w:bookmarkEnd w:id="100001"/>
     </w:p>
     <w:p>
       <w:pPr>
         <w:pStyle w:val="Heading2"/>
       </w:pPr>
+      <w:bookmarkStart w:id="100002" w:name="_Toc100002"/>
       <w:r>
         <w:t>1.1 Что делает STUKACH</w:t>
       </w:r>
+      <w:bookmarkEnd w:id="100002"/>
     </w:p>
     <w:p>
       <w:r>
@@ -372,9 +594,11 @@
       <w:pPr>
         <w:pStyle w:val="Heading2"/>
       </w:pPr>
+      <w:bookmarkStart w:id="100003" w:name="_Toc100003"/>
       <w:r>
         <w:t>1.2 Философия: три уровня критичности</w:t>
       </w:r>
+      <w:bookmarkEnd w:id="100003"/>
     </w:p>
     <w:p>
       <w:r>
@@ -722,9 +946,11 @@
       <w:pPr>
         <w:pStyle w:val="Heading2"/>
       </w:pPr>
+      <w:bookmarkStart w:id="100004" w:name="_Toc100004"/>
       <w:r>
         <w:t>1.3 Два режима: Artist и Coordinator</w:t>
       </w:r>
+      <w:bookmarkEnd w:id="100004"/>
     </w:p>
     <w:p>
       <w:r>
@@ -741,9 +967,11 @@
       <w:pPr>
         <w:pStyle w:val="Heading2"/>
       </w:pPr>
+      <w:bookmarkStart w:id="100005" w:name="_Toc100005"/>
       <w:r>
         <w:t>1.4 Две версии</w:t>
       </w:r>
+      <w:bookmarkEnd w:id="100005"/>
     </w:p>
     <w:tbl>
       <w:tblPr>
@@ -1324,6 +1552,7 @@
           <w:left w:val="single" w:sz="24" w:space="8" w:color="C82823"/>
         </w:pBdr>
       </w:pPr>
+      <w:bookmarkStart w:id="100006" w:name="_Toc100006"/>
       <w:r>
         <w:rPr>
           <w:rFonts w:ascii="Century Gothic" w:hAnsi="Century Gothic"/>
@@ -1343,14 +1572,17 @@
         </w:rPr>
         <w:t>УСТАНОВКА</w:t>
       </w:r>
+      <w:bookmarkEnd w:id="100006"/>
     </w:p>
     <w:p>
       <w:pPr>
         <w:pStyle w:val="Heading2"/>
       </w:pPr>
+      <w:bookmarkStart w:id="100007" w:name="_Toc100007"/>
       <w:r>
         <w:t>2.1 Blender 5.1+</w:t>
       </w:r>
+      <w:bookmarkEnd w:id="100007"/>
     </w:p>
     <w:p>
       <w:pPr>
@@ -1437,9 +1669,11 @@
       <w:pPr>
         <w:pStyle w:val="Heading2"/>
       </w:pPr>
+      <w:bookmarkStart w:id="100008" w:name="_Toc100008"/>
       <w:r>
         <w:t>2.2 Maya 2025 (Windows x64)</w:t>
       </w:r>
+      <w:bookmarkEnd w:id="100008"/>
     </w:p>
     <w:p>
       <w:pPr>
@@ -1529,6 +1763,7 @@
           <w:left w:val="single" w:sz="24" w:space="8" w:color="C82823"/>
         </w:pBdr>
       </w:pPr>
+      <w:bookmarkStart w:id="100009" w:name="_Toc100009"/>
       <w:r>
         <w:rPr>
           <w:rFonts w:ascii="Century Gothic" w:hAnsi="Century Gothic"/>
@@ -1548,6 +1783,7 @@
         </w:rPr>
         <w:t>БЫСТРЫЙ СТАРТ (BLENDER)</w:t>
       </w:r>
+      <w:bookmarkEnd w:id="100009"/>
     </w:p>
     <w:p>
       <w:r>
@@ -1648,6 +1884,7 @@
           <w:left w:val="single" w:sz="24" w:space="8" w:color="C82823"/>
         </w:pBdr>
       </w:pPr>
+      <w:bookmarkStart w:id="100010" w:name="_Toc100010"/>
       <w:r>
         <w:rPr>
           <w:rFonts w:ascii="Century Gothic" w:hAnsi="Century Gothic"/>
@@ -1667,6 +1904,7 @@
         </w:rPr>
         <w:t>ИНТЕРФЕЙС BLENDER-ВЕРСИИ</w:t>
       </w:r>
+      <w:bookmarkEnd w:id="100010"/>
     </w:p>
     <w:p>
       <w:r>
@@ -1683,9 +1921,11 @@
       <w:pPr>
         <w:pStyle w:val="Heading2"/>
       </w:pPr>
+      <w:bookmarkStart w:id="100011" w:name="_Toc100011"/>
       <w:r>
         <w:t>4.1 Запуск и режимы</w:t>
       </w:r>
+      <w:bookmarkEnd w:id="100011"/>
     </w:p>
     <w:tbl>
       <w:tblPr>
@@ -1925,9 +2165,11 @@
       <w:pPr>
         <w:pStyle w:val="Heading2"/>
       </w:pPr>
+      <w:bookmarkStart w:id="100012" w:name="_Toc100012"/>
       <w:r>
         <w:t>4.2 Счёт и навигация</w:t>
       </w:r>
+      <w:bookmarkEnd w:id="100012"/>
     </w:p>
     <w:tbl>
       <w:tblPr>
@@ -2220,9 +2462,11 @@
       <w:pPr>
         <w:pStyle w:val="Heading2"/>
       </w:pPr>
+      <w:bookmarkStart w:id="100013" w:name="_Toc100013"/>
       <w:r>
         <w:t>4.3 Область проверки</w:t>
       </w:r>
+      <w:bookmarkEnd w:id="100013"/>
     </w:p>
     <w:tbl>
       <w:tblPr>
@@ -2515,9 +2759,11 @@
       <w:pPr>
         <w:pStyle w:val="Heading2"/>
       </w:pPr>
+      <w:bookmarkStart w:id="100014" w:name="_Toc100014"/>
       <w:r>
         <w:t>4.4 Блок Pipeline Checks</w:t>
       </w:r>
+      <w:bookmarkEnd w:id="100014"/>
     </w:p>
     <w:p>
       <w:r>
@@ -2821,9 +3067,11 @@
       <w:pPr>
         <w:pStyle w:val="Heading2"/>
       </w:pPr>
+      <w:bookmarkStart w:id="100015" w:name="_Toc100015"/>
       <w:r>
         <w:t>4.5 Блок иерархии</w:t>
       </w:r>
+      <w:bookmarkEnd w:id="100015"/>
     </w:p>
     <w:p>
       <w:r>
@@ -2840,9 +3088,11 @@
       <w:pPr>
         <w:pStyle w:val="Heading2"/>
       </w:pPr>
+      <w:bookmarkStart w:id="100016" w:name="_Toc100016"/>
       <w:r>
         <w:t>4.6 Список Objects</w:t>
       </w:r>
+      <w:bookmarkEnd w:id="100016"/>
     </w:p>
     <w:tbl>
       <w:tblPr>
@@ -3294,9 +3544,11 @@
       <w:pPr>
         <w:pStyle w:val="Heading2"/>
       </w:pPr>
+      <w:bookmarkStart w:id="100017" w:name="_Toc100017"/>
       <w:r>
         <w:t>4.7 Asset Status и экспорт</w:t>
       </w:r>
+      <w:bookmarkEnd w:id="100017"/>
     </w:p>
     <w:tbl>
       <w:tblPr>
@@ -3642,9 +3894,11 @@
       <w:pPr>
         <w:pStyle w:val="Heading2"/>
       </w:pPr>
+      <w:bookmarkStart w:id="100018" w:name="_Toc100018"/>
       <w:r>
         <w:t>4.8 Coordinator-панель</w:t>
       </w:r>
+      <w:bookmarkEnd w:id="100018"/>
     </w:p>
     <w:p>
       <w:r>
@@ -3664,6 +3918,7 @@
           <w:left w:val="single" w:sz="24" w:space="8" w:color="C82823"/>
         </w:pBdr>
       </w:pPr>
+      <w:bookmarkStart w:id="100019" w:name="_Toc100019"/>
       <w:r>
         <w:rPr>
           <w:rFonts w:ascii="Century Gothic" w:hAnsi="Century Gothic"/>
@@ -3683,6 +3938,7 @@
         </w:rPr>
         <w:t>ЧЕКЕРЫ (BLENDER)</w:t>
       </w:r>
+      <w:bookmarkEnd w:id="100019"/>
     </w:p>
     <w:p>
       <w:r>
@@ -3699,9 +3955,11 @@
       <w:pPr>
         <w:pStyle w:val="Heading2"/>
       </w:pPr>
+      <w:bookmarkStart w:id="100020" w:name="_Toc100020"/>
       <w:r>
         <w:t>5.1 Scene Units (сцена)</w:t>
       </w:r>
+      <w:bookmarkEnd w:id="100020"/>
     </w:p>
     <w:tbl>
       <w:tblPr>
@@ -3933,9 +4191,11 @@
       <w:pPr>
         <w:pStyle w:val="Heading2"/>
       </w:pPr>
+      <w:bookmarkStart w:id="100021" w:name="_Toc100021"/>
       <w:r>
         <w:t>5.2 TOPOLOGY - топология (14)</w:t>
       </w:r>
+      <w:bookmarkEnd w:id="100021"/>
     </w:p>
     <w:tbl>
       <w:tblPr>
@@ -5443,9 +5703,11 @@
       <w:pPr>
         <w:pStyle w:val="Heading2"/>
       </w:pPr>
+      <w:bookmarkStart w:id="100022" w:name="_Toc100022"/>
       <w:r>
         <w:t>5.3 TRANSFORMS - трансформы (6)</w:t>
       </w:r>
+      <w:bookmarkEnd w:id="100022"/>
     </w:p>
     <w:tbl>
       <w:tblPr>
@@ -6188,9 +6450,11 @@
       <w:pPr>
         <w:pStyle w:val="Heading2"/>
       </w:pPr>
+      <w:bookmarkStart w:id="100023" w:name="_Toc100023"/>
       <w:r>
         <w:t>5.4 SYMMETRY - симметрия (3)</w:t>
       </w:r>
+      <w:bookmarkEnd w:id="100023"/>
     </w:p>
     <w:tbl>
       <w:tblPr>
@@ -6423,9 +6687,11 @@
       <w:pPr>
         <w:pStyle w:val="Heading2"/>
       </w:pPr>
+      <w:bookmarkStart w:id="100024" w:name="_Toc100024"/>
       <w:r>
         <w:t>5.5 UV - развёртка (9)</w:t>
       </w:r>
+      <w:bookmarkEnd w:id="100024"/>
     </w:p>
     <w:tbl>
       <w:tblPr>
@@ -7474,9 +7740,11 @@
       <w:pPr>
         <w:pStyle w:val="Heading2"/>
       </w:pPr>
+      <w:bookmarkStart w:id="100025" w:name="_Toc100025"/>
       <w:r>
         <w:t>5.6 NAMING - нейминг (6)</w:t>
       </w:r>
+      <w:bookmarkEnd w:id="100025"/>
     </w:p>
     <w:p>
       <w:r>
@@ -8230,9 +8498,11 @@
       <w:pPr>
         <w:pStyle w:val="Heading2"/>
       </w:pPr>
+      <w:bookmarkStart w:id="100026" w:name="_Toc100026"/>
       <w:r>
         <w:t>5.7 MATERIALS - материалы (3)</w:t>
       </w:r>
+      <w:bookmarkEnd w:id="100026"/>
     </w:p>
     <w:tbl>
       <w:tblPr>
@@ -8669,9 +8939,11 @@
       <w:pPr>
         <w:pStyle w:val="Heading2"/>
       </w:pPr>
+      <w:bookmarkStart w:id="100027" w:name="_Toc100027"/>
       <w:r>
         <w:t>5.8 CLEANUP - чистка (1)</w:t>
       </w:r>
+      <w:bookmarkEnd w:id="100027"/>
     </w:p>
     <w:tbl>
       <w:tblPr>
@@ -8907,6 +9179,7 @@
           <w:left w:val="single" w:sz="24" w:space="8" w:color="C82823"/>
         </w:pBdr>
       </w:pPr>
+      <w:bookmarkStart w:id="100028" w:name="_Toc100028"/>
       <w:r>
         <w:rPr>
           <w:rFonts w:ascii="Century Gothic" w:hAnsi="Century Gothic"/>
@@ -8926,14 +9199,17 @@
         </w:rPr>
         <w:t>ВАЛИДАТОР ИЕРАРХИИ</w:t>
       </w:r>
+      <w:bookmarkEnd w:id="100028"/>
     </w:p>
     <w:p>
       <w:pPr>
         <w:pStyle w:val="Heading2"/>
       </w:pPr>
+      <w:bookmarkStart w:id="100029" w:name="_Toc100029"/>
       <w:r>
         <w:t>6.1 Конвенции структуры ассета</w:t>
       </w:r>
+      <w:bookmarkEnd w:id="100029"/>
     </w:p>
     <w:p>
       <w:r>
@@ -9034,9 +9310,11 @@
       <w:pPr>
         <w:pStyle w:val="Heading2"/>
       </w:pPr>
+      <w:bookmarkStart w:id="100030" w:name="_Toc100030"/>
       <w:r>
         <w:t>6.2 Правила (13)</w:t>
       </w:r>
+      <w:bookmarkEnd w:id="100030"/>
     </w:p>
     <w:tbl>
       <w:tblPr>
@@ -10121,9 +10399,11 @@
       <w:pPr>
         <w:pStyle w:val="Heading2"/>
       </w:pPr>
+      <w:bookmarkStart w:id="100031" w:name="_Toc100031"/>
       <w:r>
         <w:t>6.3 Сканирование</w:t>
       </w:r>
+      <w:bookmarkEnd w:id="100031"/>
     </w:p>
     <w:p>
       <w:pPr>
@@ -10185,9 +10465,11 @@
       <w:pPr>
         <w:pStyle w:val="Heading2"/>
       </w:pPr>
+      <w:bookmarkStart w:id="100032" w:name="_Toc100032"/>
       <w:r>
         <w:t>6.4 Исправления</w:t>
       </w:r>
+      <w:bookmarkEnd w:id="100032"/>
     </w:p>
     <w:tbl>
       <w:tblPr>
@@ -10544,9 +10826,11 @@
       <w:pPr>
         <w:pStyle w:val="Heading2"/>
       </w:pPr>
+      <w:bookmarkStart w:id="100033" w:name="_Toc100033"/>
       <w:r>
         <w:t>6.5 Гейт координатора</w:t>
       </w:r>
+      <w:bookmarkEnd w:id="100033"/>
     </w:p>
     <w:p>
       <w:r>
@@ -10566,6 +10850,7 @@
           <w:left w:val="single" w:sz="24" w:space="8" w:color="C82823"/>
         </w:pBdr>
       </w:pPr>
+      <w:bookmarkStart w:id="100034" w:name="_Toc100034"/>
       <w:r>
         <w:rPr>
           <w:rFonts w:ascii="Century Gothic" w:hAnsi="Century Gothic"/>
@@ -10585,6 +10870,7 @@
         </w:rPr>
         <w:t>ОВЕРЛЕИ ВО ВЬЮПОРТЕ</w:t>
       </w:r>
+      <w:bookmarkEnd w:id="100034"/>
     </w:p>
     <w:p>
       <w:r>
@@ -10991,6 +11277,7 @@
           <w:left w:val="single" w:sz="24" w:space="8" w:color="C82823"/>
         </w:pBdr>
       </w:pPr>
+      <w:bookmarkStart w:id="100035" w:name="_Toc100035"/>
       <w:r>
         <w:rPr>
           <w:rFonts w:ascii="Century Gothic" w:hAnsi="Century Gothic"/>
@@ -11010,14 +11297,17 @@
         </w:rPr>
         <w:t>РЕЖИМЫ И ИНСТРУМЕНТЫ</w:t>
       </w:r>
+      <w:bookmarkEnd w:id="100035"/>
     </w:p>
     <w:p>
       <w:pPr>
         <w:pStyle w:val="Heading2"/>
       </w:pPr>
+      <w:bookmarkStart w:id="100036" w:name="_Toc100036"/>
       <w:r>
         <w:t>8.1 Live</w:t>
       </w:r>
+      <w:bookmarkEnd w:id="100036"/>
     </w:p>
     <w:p>
       <w:r>
@@ -11034,9 +11324,11 @@
       <w:pPr>
         <w:pStyle w:val="Heading2"/>
       </w:pPr>
+      <w:bookmarkStart w:id="100037" w:name="_Toc100037"/>
       <w:r>
         <w:t>8.2 Пресеты</w:t>
       </w:r>
+      <w:bookmarkEnd w:id="100037"/>
     </w:p>
     <w:p>
       <w:r>
@@ -11053,9 +11345,11 @@
       <w:pPr>
         <w:pStyle w:val="Heading2"/>
       </w:pPr>
+      <w:bookmarkStart w:id="100038" w:name="_Toc100038"/>
       <w:r>
         <w:t>8.3 Отчёты</w:t>
       </w:r>
+      <w:bookmarkEnd w:id="100038"/>
     </w:p>
     <w:tbl>
       <w:tblPr>
@@ -11403,9 +11697,11 @@
       <w:pPr>
         <w:pStyle w:val="Heading2"/>
       </w:pPr>
+      <w:bookmarkStart w:id="100039" w:name="_Toc100039"/>
       <w:r>
         <w:t>8.4 Исправления (Fix)</w:t>
       </w:r>
+      <w:bookmarkEnd w:id="100039"/>
     </w:p>
     <w:p>
       <w:r>
@@ -11422,9 +11718,11 @@
       <w:pPr>
         <w:pStyle w:val="Heading2"/>
       </w:pPr>
+      <w:bookmarkStart w:id="100040" w:name="_Toc100040"/>
       <w:r>
         <w:t>8.5 Checkpoint</w:t>
       </w:r>
+      <w:bookmarkEnd w:id="100040"/>
     </w:p>
     <w:p>
       <w:r>
@@ -11441,9 +11739,11 @@
       <w:pPr>
         <w:pStyle w:val="Heading2"/>
       </w:pPr>
+      <w:bookmarkStart w:id="100041" w:name="_Toc100041"/>
       <w:r>
         <w:t>8.6 Pre-flight</w:t>
       </w:r>
+      <w:bookmarkEnd w:id="100041"/>
     </w:p>
     <w:p>
       <w:r>
@@ -11460,9 +11760,11 @@
       <w:pPr>
         <w:pStyle w:val="Heading2"/>
       </w:pPr>
+      <w:bookmarkStart w:id="100042" w:name="_Toc100042"/>
       <w:r>
         <w:t>8.7 Логи и диагностика</w:t>
       </w:r>
+      <w:bookmarkEnd w:id="100042"/>
     </w:p>
     <w:p>
       <w:pPr>
@@ -11513,6 +11815,7 @@
           <w:left w:val="single" w:sz="24" w:space="8" w:color="C82823"/>
         </w:pBdr>
       </w:pPr>
+      <w:bookmarkStart w:id="100043" w:name="_Toc100043"/>
       <w:r>
         <w:rPr>
           <w:rFonts w:ascii="Century Gothic" w:hAnsi="Century Gothic"/>
@@ -11532,6 +11835,7 @@
         </w:rPr>
         <w:t>НАСТРОЙКИ (PREFERENCES)</w:t>
       </w:r>
+      <w:bookmarkEnd w:id="100043"/>
     </w:p>
     <w:p>
       <w:r>
@@ -11941,9 +12245,11 @@
       <w:pPr>
         <w:pStyle w:val="Heading2"/>
       </w:pPr>
+      <w:bookmarkStart w:id="100044" w:name="_Toc100044"/>
       <w:r>
         <w:t>9.1 Обновления</w:t>
       </w:r>
+      <w:bookmarkEnd w:id="100044"/>
     </w:p>
     <w:p>
       <w:r>
@@ -12005,6 +12311,7 @@
           <w:left w:val="single" w:sz="24" w:space="8" w:color="C82823"/>
         </w:pBdr>
       </w:pPr>
+      <w:bookmarkStart w:id="100045" w:name="_Toc100045"/>
       <w:r>
         <w:rPr>
           <w:rFonts w:ascii="Century Gothic" w:hAnsi="Century Gothic"/>
@@ -12024,14 +12331,17 @@
         </w:rPr>
         <w:t>КАК ПОЛЬЗОВАТЬСЯ</w:t>
       </w:r>
+      <w:bookmarkEnd w:id="100045"/>
     </w:p>
     <w:p>
       <w:pPr>
         <w:pStyle w:val="Heading2"/>
       </w:pPr>
+      <w:bookmarkStart w:id="100046" w:name="_Toc100046"/>
       <w:r>
         <w:t>10.1 Артисту</w:t>
       </w:r>
+      <w:bookmarkEnd w:id="100046"/>
     </w:p>
     <w:p>
       <w:pPr>
@@ -12121,9 +12431,11 @@
       <w:pPr>
         <w:pStyle w:val="Heading2"/>
       </w:pPr>
+      <w:bookmarkStart w:id="100047" w:name="_Toc100047"/>
       <w:r>
         <w:t>10.2 Координатору</w:t>
       </w:r>
+      <w:bookmarkEnd w:id="100047"/>
     </w:p>
     <w:p>
       <w:pPr>
@@ -12202,6 +12514,7 @@
           <w:left w:val="single" w:sz="24" w:space="8" w:color="C82823"/>
         </w:pBdr>
       </w:pPr>
+      <w:bookmarkStart w:id="100048" w:name="_Toc100048"/>
       <w:r>
         <w:rPr>
           <w:rFonts w:ascii="Century Gothic" w:hAnsi="Century Gothic"/>
@@ -12221,14 +12534,17 @@
         </w:rPr>
         <w:t>MAYA-ВЕРСИЯ</w:t>
       </w:r>
+      <w:bookmarkEnd w:id="100048"/>
     </w:p>
     <w:p>
       <w:pPr>
         <w:pStyle w:val="Heading2"/>
       </w:pPr>
+      <w:bookmarkStart w:id="100049" w:name="_Toc100049"/>
       <w:r>
         <w:t>11.1 Панель</w:t>
       </w:r>
+      <w:bookmarkEnd w:id="100049"/>
     </w:p>
     <w:p>
       <w:r>
@@ -12245,9 +12561,11 @@
       <w:pPr>
         <w:pStyle w:val="Heading2"/>
       </w:pPr>
+      <w:bookmarkStart w:id="100050" w:name="_Toc100050"/>
       <w:r>
         <w:t>11.2 Чеки: 43 + два сцен-чека</w:t>
       </w:r>
+      <w:bookmarkEnd w:id="100050"/>
     </w:p>
     <w:tbl>
       <w:tblPr>
@@ -12969,9 +13287,11 @@
       <w:pPr>
         <w:pStyle w:val="Heading2"/>
       </w:pPr>
+      <w:bookmarkStart w:id="100051" w:name="_Toc100051"/>
       <w:r>
         <w:t>11.3 Скорость: снапшот и прогрессивная валидация</w:t>
       </w:r>
+      <w:bookmarkEnd w:id="100051"/>
     </w:p>
     <w:p>
       <w:r>
@@ -12999,9 +13319,11 @@
       <w:pPr>
         <w:pStyle w:val="Heading2"/>
       </w:pPr>
+      <w:bookmarkStart w:id="100052" w:name="_Toc100052"/>
       <w:r>
         <w:t>11.4 Оверлей</w:t>
       </w:r>
+      <w:bookmarkEnd w:id="100052"/>
     </w:p>
     <w:p>
       <w:r>
@@ -13018,9 +13340,11 @@
       <w:pPr>
         <w:pStyle w:val="Heading2"/>
       </w:pPr>
+      <w:bookmarkStart w:id="100053" w:name="_Toc100053"/>
       <w:r>
         <w:t>11.5 Иерархия локаторов</w:t>
       </w:r>
+      <w:bookmarkEnd w:id="100053"/>
     </w:p>
     <w:p>
       <w:pPr>
@@ -13068,9 +13392,11 @@
       <w:pPr>
         <w:pStyle w:val="Heading2"/>
       </w:pPr>
+      <w:bookmarkStart w:id="100054" w:name="_Toc100054"/>
       <w:r>
         <w:t>11.6 Нюансы Maya-версии</w:t>
       </w:r>
+      <w:bookmarkEnd w:id="100054"/>
     </w:p>
     <w:p>
       <w:pPr>
@@ -13149,6 +13475,7 @@
           <w:left w:val="single" w:sz="24" w:space="8" w:color="C82823"/>
         </w:pBdr>
       </w:pPr>
+      <w:bookmarkStart w:id="100055" w:name="_Toc100055"/>
       <w:r>
         <w:rPr>
           <w:rFonts w:ascii="Century Gothic" w:hAnsi="Century Gothic"/>
@@ -13168,6 +13495,7 @@
         </w:rPr>
         <w:t>РЕШЕНИЕ ПРОБЛЕМ</w:t>
       </w:r>
+      <w:bookmarkEnd w:id="100055"/>
     </w:p>
     <w:p>
       <w:r>
@@ -25884,6 +26212,53 @@
       </w:tcPr>
     </w:tblStylePr>
   </w:style>
+  <w:style xmlns:w="http://schemas.openxmlformats.org/wordprocessingml/2006/main" w:type="paragraph" w:styleId="9">
+    <w:name w:val="toc 1"/>
+    <w:basedOn w:val="Normal"/>
+    <w:uiPriority w:val="39"/>
+    <w:pPr>
+      <w:tabs>
+        <w:tab w:val="right" w:leader="dot" w:pos="9026"/>
+      </w:tabs>
+      <w:spacing w:before="120" w:after="60"/>
+    </w:pPr>
+    <w:rPr>
+      <w:b/>
+      <w:bCs/>
+    </w:rPr>
+  </w:style>
+  <w:style xmlns:w="http://schemas.openxmlformats.org/wordprocessingml/2006/main" w:type="paragraph" w:styleId="11">
+    <w:name w:val="toc 2"/>
+    <w:basedOn w:val="Normal"/>
+    <w:uiPriority w:val="39"/>
+    <w:pPr>
+      <w:tabs>
+        <w:tab w:val="right" w:leader="dot" w:pos="9026"/>
+      </w:tabs>
+      <w:ind w:left="360"/>
+      <w:spacing w:before="60" w:after="40"/>
+    </w:pPr>
+  </w:style>
+  <w:style xmlns:w="http://schemas.openxmlformats.org/wordprocessingml/2006/main" w:type="paragraph" w:styleId="12">
+    <w:name w:val="toc 3"/>
+    <w:basedOn w:val="Normal"/>
+    <w:uiPriority w:val="39"/>
+    <w:pPr>
+      <w:tabs>
+        <w:tab w:val="right" w:leader="dot" w:pos="9026"/>
+      </w:tabs>
+      <w:ind w:left="720"/>
+      <w:spacing w:before="40" w:after="20"/>
+    </w:pPr>
+  </w:style>
+  <w:style xmlns:w="http://schemas.openxmlformats.org/wordprocessingml/2006/main" w:type="character" w:styleId="Hyperlink">
+    <w:name w:val="Hyperlink"/>
+    <w:uiPriority w:val="99"/>
+    <w:rPr>
+      <w:color w:val="0563C1"/>
+      <w:u w:val="single"/>
+    </w:rPr>
+  </w:style>
 </w:styles>
 </file>
 

--- a/docs/STUKACH_Manual_RU.docx
+++ b/docs/STUKACH_Manual_RU.docx
@@ -1194,7 +1194,7 @@
                 <w:color w:val="1A1A1A"/>
                 <w:sz w:val="18"/>
               </w:rPr>
-              <w:t>Blender 5.1+ extension (zip)</w:t>
+              <w:t>Blender 4.2+ extension (zip)</w:t>
             </w:r>
           </w:p>
         </w:tc>
@@ -1580,7 +1580,7 @@
       </w:pPr>
       <w:bookmarkStart w:id="100007" w:name="_Toc100007"/>
       <w:r>
-        <w:t>2.1 Blender 5.1+</w:t>
+        <w:t>2.1 Blender 4.2+</w:t>
       </w:r>
       <w:bookmarkEnd w:id="100007"/>
     </w:p>

--- a/docs/STUKACH_Manual_RU.docx
+++ b/docs/STUKACH_Manual_RU.docx
@@ -104,7 +104,7 @@
                 <w:sz w:val="18"/>
                 <w:spacing w:val="60"/>
               </w:rPr>
-              <w:t>BLENDER 5.2  -  V1.8.0  ·  MAYA 2025 - V1.3.0</w:t>
+              <w:t>BLENDER 5.2  -  V1.8.2  ·  MAYA 2025 - V1.3.0</w:t>
             </w:r>
           </w:p>
           <w:p>
@@ -1117,7 +1117,7 @@
                 <w:color w:val="1A1A1A"/>
                 <w:sz w:val="18"/>
               </w:rPr>
-              <w:t>v1.8.0</w:t>
+              <w:t>v1.8.2</w:t>
             </w:r>
           </w:p>
         </w:tc>
@@ -3948,7 +3948,7 @@
           <w:color w:val="1A1A1A"/>
           <w:sz w:val="19"/>
         </w:rPr>
-        <w:t>42 чека в 7 категориях + Scene Units. Состав и критичность соответствуют коду v1.8.0; пороги части чеков настраиваются в Preferences (вкладка UV, вкладка Checks - порог фасок для Hard Edges). Проверка обновлений - §9.1.</w:t>
+        <w:t>42 чека в 7 категориях + Scene Units. Состав и критичность соответствуют коду v1.8.2; пороги части чеков настраиваются в Preferences (вкладка UV, вкладка Checks - порог фасок для Hard Edges). Проверка обновлений - §9.1.</w:t>
       </w:r>
     </w:p>
     <w:p>
@@ -4943,7 +4943,7 @@
             <w:tcBorders>
               <w:bottom w:val="single" w:sz="4" w:space="4" w:color="E0E0E0"/>
             </w:tcBorders>
-            <w:shd w:val="clear" w:color="auto" w:fill="FFF3CD"/>
+            <w:shd w:val="clear" w:color="auto" w:fill="FDE9E9"/>
           </w:tcPr>
           <w:p>
             <w:pPr>
@@ -4953,10 +4953,10 @@
               <w:rPr>
                 <w:rFonts w:ascii="Arial" w:hAnsi="Arial"/>
                 <w:b/>
-                <w:color w:val="7F6000"/>
+                <w:color w:val="C00000"/>
                 <w:sz w:val="18"/>
               </w:rPr>
-              <w:t>WARNING</w:t>
+              <w:t>BLOCKER</w:t>
             </w:r>
           </w:p>
         </w:tc>
@@ -5002,7 +5002,7 @@
                 <w:color w:val="1A1A1A"/>
                 <w:sz w:val="18"/>
               </w:rPr>
-              <w:t>Непредсказуемо триангулируются рендером; артефакты нормалей на хардсёрфе</w:t>
+              <w:t>В пайплайне не допускаются. Фикс в один клик: триангуляция</w:t>
             </w:r>
           </w:p>
         </w:tc>

--- a/docs/STUKACH_Manual_RU.docx
+++ b/docs/STUKACH_Manual_RU.docx
@@ -104,7 +104,7 @@
                 <w:sz w:val="18"/>
                 <w:spacing w:val="60"/>
               </w:rPr>
-              <w:t>BLENDER 5.2  -  V1.8.2  ·  MAYA 2025 - V1.3.0</w:t>
+              <w:t>BLENDER 5.2  -  V1.8.4  ·  MAYA 2025 - V1.3.0</w:t>
             </w:r>
           </w:p>
           <w:p>
@@ -381,7 +381,7 @@
         <w:tab/>
       </w:r>
       <w:r>
-        <w:t>17</w:t>
+        <w:t>18</w:t>
       </w:r>
     </w:p>
     <w:p>
@@ -503,7 +503,7 @@
           <w:color w:val="1A1A1A"/>
           <w:sz w:val="19"/>
         </w:rPr>
-        <w:t>валидатор иерархии ассета - 13 правил структуры (корни, слои, группы, нейминг веток);</w:t>
+        <w:t>валидатор иерархии ассета - 10 структурных правил (корни, слои, группы, нейминг веток);</w:t>
       </w:r>
     </w:p>
     <w:p>
@@ -1117,7 +1117,7 @@
                 <w:color w:val="1A1A1A"/>
                 <w:sz w:val="18"/>
               </w:rPr>
-              <w:t>v1.8.2</w:t>
+              <w:t>v1.8.4</w:t>
             </w:r>
           </w:p>
         </w:tc>
@@ -1425,7 +1425,7 @@
                 <w:color w:val="1A1A1A"/>
                 <w:sz w:val="18"/>
               </w:rPr>
-              <w:t>Валидатор 13 правил + фиксы</w:t>
+              <w:t>Валидатор 10 правил + фиксы</w:t>
             </w:r>
           </w:p>
         </w:tc>
@@ -3081,7 +3081,7 @@
           <w:color w:val="1A1A1A"/>
           <w:sz w:val="19"/>
         </w:rPr>
-        <w:t>Расположен сразу после категории NAMING. Кнопка Scan запускает проверку структуры сцены против пайплайн-конвенций (см. раздел 6): asset-корни, функциональные слои, партиции, суффиксы групп. Находки агрегируются по правилам - одна строка на правило с примерами объектов, разворот по клику. Режим Issues only прячет чистые ветки. В Live-режиме скан перезапускается сам, когда структура сцены меняется (главный сценарий - приёмка ассета после импорта FBX).</w:t>
+        <w:t>Расположен сразу после категории NAMING. Scan запускает проверку структуры сцены против пайплайн-конвенций (см. раздел 6): asset-корни, функциональные слои, партиции, суффиксы групп. Один режим отображения - только проблемы, сгруппированные по asset-корням: секция на корень, внутри строки правил («Missing group suffix ×5») с примерами, разворот - до объектов; кнопка Fix стоит прямо на строке правила. Чистый корень - одна строка с галкой. Skeleton - генератор скелета ассета, кнопка в заголовке блока. Свёрнутый блок показывает статус в строке заголовка (Clean / 3E · 2W / Stale). В Live-режиме скан перезапускается сам, когда структура сцены меняется (главный сценарий - приёмка ассета после импорта FBX).</w:t>
       </w:r>
     </w:p>
     <w:p>
@@ -3948,7 +3948,7 @@
           <w:color w:val="1A1A1A"/>
           <w:sz w:val="19"/>
         </w:rPr>
-        <w:t>42 чека в 7 категориях + Scene Units. Состав и критичность соответствуют коду v1.8.2; пороги части чеков настраиваются в Preferences (вкладка UV, вкладка Checks - порог фасок для Hard Edges). Проверка обновлений - §9.1.</w:t>
+        <w:t>42 чека в 7 категориях + Scene Units. Состав и критичность соответствуют коду v1.8.4; пороги части чеков настраиваются в Preferences (вкладка UV, вкладка Checks - порог фасок для Hard Edges). Проверка обновлений - §9.1.</w:t>
       </w:r>
     </w:p>
     <w:p>
@@ -7754,7 +7754,7 @@
           <w:color w:val="1A1A1A"/>
           <w:sz w:val="19"/>
         </w:rPr>
-        <w:t>Правила нейминга настраиваются в Preferences → Naming (префиксы/суффиксы объектов, групп, меш-данных; см. §9). Чеки сверяют имена с этой политикой.</w:t>
+        <w:t>Правила нейминга настраиваются в Preferences → Naming (префиксы/суффиксы объектов, групп, меш-данных; см. §9) - в панели полей конфигурации нет. Чеки сверяют имена с этой политикой; аудит сцены по этим же правилам запускается вместе с Validate (строка Naming Audit со статусом).</w:t>
       </w:r>
     </w:p>
     <w:tbl>
@@ -7953,7 +7953,7 @@
                 <w:color w:val="1A1A1A"/>
                 <w:sz w:val="18"/>
               </w:rPr>
-              <w:t>Дефолтные имена (Cube, pCube1), нумерация .001, спецсимволы, заглавные буквы, несоответствие префиксам/суффиксам</w:t>
+              <w:t>Дефолтные имена (Cube, pCube1), нумерация .001, спецсимволы, заглавные буквы, кириллица и любые не-ASCII символы, несоответствие префиксам/суффиксам</w:t>
             </w:r>
           </w:p>
         </w:tc>
@@ -8157,7 +8157,7 @@
                 <w:color w:val="1A1A1A"/>
                 <w:sz w:val="18"/>
               </w:rPr>
-              <w:t>Имя блока данных меша (Mesh.101), не совпадающее с именем объекта</w:t>
+              <w:t>Имя блока данных меша (Mesh.101), не совпадающее с именем объекта и не кончающееся одним из суффиксов (_mesh / _geo / _grp)</w:t>
             </w:r>
           </w:p>
         </w:tc>
@@ -9247,6 +9247,20 @@
           <w:color w:val="1A1A1A"/>
           <w:sz w:val="19"/>
         </w:rPr>
+        <w:t>имя корневой группы = имя ассета (берётся из имени файла .blend);</w:t>
+      </w:r>
+    </w:p>
+    <w:p>
+      <w:pPr>
+        <w:pStyle w:val="ListBullet"/>
+      </w:pPr>
+      <w:r>
+        <w:rPr>
+          <w:rFonts w:ascii="Arial" w:hAnsi="Arial"/>
+          <w:i w:val="0"/>
+          <w:color w:val="1A1A1A"/>
+          <w:sz w:val="19"/>
+        </w:rPr>
         <w:t>внутри - функциональные слои (geo, proxy, rig, wip и т.п.): набор свободный, есть встроенный whitelist из 24 распространённых имён, расширяется в Preferences;</w:t>
       </w:r>
     </w:p>
@@ -9289,21 +9303,7 @@
           <w:color w:val="1A1A1A"/>
           <w:sz w:val="19"/>
         </w:rPr>
-        <w:t>имена - строчные, без .001, без запрещённых символов, без дефолтных DCC-имён;</w:t>
-      </w:r>
-    </w:p>
-    <w:p>
-      <w:pPr>
-        <w:pStyle w:val="ListBullet"/>
-      </w:pPr>
-      <w:r>
-        <w:rPr>
-          <w:rFonts w:ascii="Arial" w:hAnsi="Arial"/>
-          <w:i w:val="0"/>
-          <w:color w:val="1A1A1A"/>
-          <w:sz w:val="19"/>
-        </w:rPr>
-        <w:t>свет и камеры в структуру ассета не входят и не валидируются; статичный ассет допускается группировать прямо в корне.</w:t>
+        <w:t>нейминг объектов (регистр, символы, .001, дефолтные DCC-имена) - юрисдикция категории NAMING (§5.6), иерархия его не дублирует; свет и камеры в структуру ассета не входят и не валидируются; статичный ассет допускается группировать прямо в корне.</w:t>
       </w:r>
     </w:p>
     <w:p>
@@ -9312,7 +9312,7 @@
       </w:pPr>
       <w:bookmarkStart w:id="100030" w:name="_Toc100030"/>
       <w:r>
-        <w:t>6.2 Правила (13)</w:t>
+        <w:t>6.2 Правила (10)</w:t>
       </w:r>
       <w:bookmarkEnd w:id="100030"/>
     </w:p>
@@ -9437,7 +9437,7 @@
                 <w:color w:val="1A1A1A"/>
                 <w:sz w:val="18"/>
               </w:rPr>
-              <w:t>Blender numbering (.001)</w:t>
+              <w:t>Missing group suffix</w:t>
             </w:r>
           </w:p>
         </w:tc>
@@ -9484,7 +9484,7 @@
                 <w:color w:val="1A1A1A"/>
                 <w:sz w:val="18"/>
               </w:rPr>
-              <w:t>Копии с автонумерацией .001 - признак дублирования вместо переименования</w:t>
+              <w:t>Группа с групповой ролью без суффикса _grp</w:t>
             </w:r>
           </w:p>
         </w:tc>
@@ -9512,7 +9512,7 @@
                 <w:color w:val="1A1A1A"/>
                 <w:sz w:val="18"/>
               </w:rPr>
-              <w:t>Missing group suffix</w:t>
+              <w:t>Empty group</w:t>
             </w:r>
           </w:p>
         </w:tc>
@@ -9559,7 +9559,7 @@
                 <w:color w:val="1A1A1A"/>
                 <w:sz w:val="18"/>
               </w:rPr>
-              <w:t>Группа с групповой ролью без суффикса _grp</w:t>
+              <w:t>Пустышка с групповой ролью без детей - незаполненный локатор после импорта</w:t>
             </w:r>
           </w:p>
         </w:tc>
@@ -9587,7 +9587,7 @@
                 <w:color w:val="1A1A1A"/>
                 <w:sz w:val="18"/>
               </w:rPr>
-              <w:t>Forbidden characters</w:t>
+              <w:t>Root name ≠ asset name</w:t>
             </w:r>
           </w:p>
         </w:tc>
@@ -9598,7 +9598,7 @@
             <w:tcBorders>
               <w:bottom w:val="single" w:sz="4" w:space="4" w:color="E0E0E0"/>
             </w:tcBorders>
-            <w:shd w:val="clear" w:color="auto" w:fill="FDE9E9"/>
+            <w:shd w:val="clear" w:color="auto" w:fill="FFF3CD"/>
           </w:tcPr>
           <w:p>
             <w:pPr>
@@ -9608,10 +9608,10 @@
               <w:rPr>
                 <w:rFonts w:ascii="Arial" w:hAnsi="Arial"/>
                 <w:b/>
-                <w:color w:val="C00000"/>
+                <w:color w:val="7F6000"/>
                 <w:sz w:val="18"/>
               </w:rPr>
-              <w:t>ERROR</w:t>
+              <w:t>WARNING</w:t>
             </w:r>
           </w:p>
         </w:tc>
@@ -9634,7 +9634,7 @@
                 <w:color w:val="1A1A1A"/>
                 <w:sz w:val="18"/>
               </w:rPr>
-              <w:t>Запрещённые символы в именах узлов</w:t>
+              <w:t>В сцене один корень, но его имя не равно имени ассета (из файла .blend): переименовали файл или корень</w:t>
             </w:r>
           </w:p>
         </w:tc>
@@ -9662,7 +9662,7 @@
                 <w:color w:val="1A1A1A"/>
                 <w:sz w:val="18"/>
               </w:rPr>
-              <w:t>Default DCC name</w:t>
+              <w:t>Unknown functional layer</w:t>
             </w:r>
           </w:p>
         </w:tc>
@@ -9673,7 +9673,7 @@
             <w:tcBorders>
               <w:bottom w:val="single" w:sz="4" w:space="4" w:color="E0E0E0"/>
             </w:tcBorders>
-            <w:shd w:val="clear" w:color="auto" w:fill="FDE9E9"/>
+            <w:shd w:val="clear" w:color="auto" w:fill="FFF3CD"/>
           </w:tcPr>
           <w:p>
             <w:pPr>
@@ -9683,10 +9683,10 @@
               <w:rPr>
                 <w:rFonts w:ascii="Arial" w:hAnsi="Arial"/>
                 <w:b/>
-                <w:color w:val="C00000"/>
+                <w:color w:val="7F6000"/>
                 <w:sz w:val="18"/>
               </w:rPr>
-              <w:t>ERROR</w:t>
+              <w:t>WARNING</w:t>
             </w:r>
           </w:p>
         </w:tc>
@@ -9709,7 +9709,7 @@
                 <w:color w:val="1A1A1A"/>
                 <w:sz w:val="18"/>
               </w:rPr>
-              <w:t>Дефолтные имена пакета (Cube, Empty, pCube1…)</w:t>
+              <w:t>Слой не из whitelist (дополняется в Preferences)</w:t>
             </w:r>
           </w:p>
         </w:tc>
@@ -9737,7 +9737,7 @@
                 <w:color w:val="1A1A1A"/>
                 <w:sz w:val="18"/>
               </w:rPr>
-              <w:t>Empty group</w:t>
+              <w:t>Orphan empty</w:t>
             </w:r>
           </w:p>
         </w:tc>
@@ -9748,7 +9748,7 @@
             <w:tcBorders>
               <w:bottom w:val="single" w:sz="4" w:space="4" w:color="E0E0E0"/>
             </w:tcBorders>
-            <w:shd w:val="clear" w:color="auto" w:fill="FDE9E9"/>
+            <w:shd w:val="clear" w:color="auto" w:fill="FFF3CD"/>
           </w:tcPr>
           <w:p>
             <w:pPr>
@@ -9758,10 +9758,10 @@
               <w:rPr>
                 <w:rFonts w:ascii="Arial" w:hAnsi="Arial"/>
                 <w:b/>
-                <w:color w:val="C00000"/>
+                <w:color w:val="7F6000"/>
                 <w:sz w:val="18"/>
               </w:rPr>
-              <w:t>ERROR</w:t>
+              <w:t>WARNING</w:t>
             </w:r>
           </w:p>
         </w:tc>
@@ -9784,7 +9784,7 @@
                 <w:color w:val="1A1A1A"/>
                 <w:sz w:val="18"/>
               </w:rPr>
-              <w:t>Пустышка с групповой ролью без детей - незаполненный локатор после импорта</w:t>
+              <w:t>Пустышка, недостижимая ни от одного asset-корня</w:t>
             </w:r>
           </w:p>
         </w:tc>
@@ -9812,7 +9812,7 @@
                 <w:color w:val="1A1A1A"/>
                 <w:sz w:val="18"/>
               </w:rPr>
-              <w:t>Uppercase in name</w:t>
+              <w:t>Orphan mesh</w:t>
             </w:r>
           </w:p>
         </w:tc>
@@ -9859,7 +9859,7 @@
                 <w:color w:val="1A1A1A"/>
                 <w:sz w:val="18"/>
               </w:rPr>
-              <w:t>Заглавные буквы в имени</w:t>
+              <w:t>Меш, недостижимый ни от одного asset-корня</w:t>
             </w:r>
           </w:p>
         </w:tc>
@@ -9887,7 +9887,7 @@
                 <w:color w:val="1A1A1A"/>
                 <w:sz w:val="18"/>
               </w:rPr>
-              <w:t>Unknown functional layer</w:t>
+              <w:t>Name mismatch in group</w:t>
             </w:r>
           </w:p>
         </w:tc>
@@ -9934,232 +9934,7 @@
                 <w:color w:val="1A1A1A"/>
                 <w:sz w:val="18"/>
               </w:rPr>
-              <w:t>Слой не из whitelist (дополняется в Preferences)</w:t>
-            </w:r>
-          </w:p>
-        </w:tc>
-      </w:tr>
-      <w:tr>
-        <w:trPr>
-          <w:cantSplit/>
-        </w:trPr>
-        <w:tc>
-          <w:tcPr>
-            <w:tcW w:type="dxa" w:w="2948"/>
-            <w:vAlign w:val="top"/>
-            <w:tcBorders>
-              <w:bottom w:val="single" w:sz="4" w:space="4" w:color="E0E0E0"/>
-            </w:tcBorders>
-          </w:tcPr>
-          <w:p>
-            <w:pPr>
-              <w:spacing w:before="40" w:after="40" w:line="264" w:lineRule="auto"/>
-            </w:pPr>
-            <w:r>
-              <w:rPr>
-                <w:rFonts w:ascii="Arial" w:hAnsi="Arial"/>
-                <w:b/>
-                <w:color w:val="1A1A1A"/>
-                <w:sz w:val="18"/>
-              </w:rPr>
-              <w:t>Orphan empty</w:t>
-            </w:r>
-          </w:p>
-        </w:tc>
-        <w:tc>
-          <w:tcPr>
-            <w:tcW w:type="dxa" w:w="1587"/>
-            <w:vAlign w:val="top"/>
-            <w:tcBorders>
-              <w:bottom w:val="single" w:sz="4" w:space="4" w:color="E0E0E0"/>
-            </w:tcBorders>
-            <w:shd w:val="clear" w:color="auto" w:fill="FFF3CD"/>
-          </w:tcPr>
-          <w:p>
-            <w:pPr>
-              <w:spacing w:before="40" w:after="40" w:line="264" w:lineRule="auto"/>
-            </w:pPr>
-            <w:r>
-              <w:rPr>
-                <w:rFonts w:ascii="Arial" w:hAnsi="Arial"/>
-                <w:b/>
-                <w:color w:val="7F6000"/>
-                <w:sz w:val="18"/>
-              </w:rPr>
-              <w:t>WARNING</w:t>
-            </w:r>
-          </w:p>
-        </w:tc>
-        <w:tc>
-          <w:tcPr>
-            <w:tcW w:type="dxa" w:w="5953"/>
-            <w:vAlign w:val="top"/>
-            <w:tcBorders>
-              <w:bottom w:val="single" w:sz="4" w:space="4" w:color="E0E0E0"/>
-            </w:tcBorders>
-          </w:tcPr>
-          <w:p>
-            <w:pPr>
-              <w:spacing w:before="40" w:after="40" w:line="264" w:lineRule="auto"/>
-            </w:pPr>
-            <w:r>
-              <w:rPr>
-                <w:rFonts w:ascii="Arial" w:hAnsi="Arial"/>
-                <w:b w:val="0"/>
-                <w:color w:val="1A1A1A"/>
-                <w:sz w:val="18"/>
-              </w:rPr>
-              <w:t>Пустышка, недостижимая ни от одного asset-корня</w:t>
-            </w:r>
-          </w:p>
-        </w:tc>
-      </w:tr>
-      <w:tr>
-        <w:trPr>
-          <w:cantSplit/>
-        </w:trPr>
-        <w:tc>
-          <w:tcPr>
-            <w:tcW w:type="dxa" w:w="2948"/>
-            <w:vAlign w:val="top"/>
-            <w:tcBorders>
-              <w:bottom w:val="single" w:sz="4" w:space="4" w:color="E0E0E0"/>
-            </w:tcBorders>
-          </w:tcPr>
-          <w:p>
-            <w:pPr>
-              <w:spacing w:before="40" w:after="40" w:line="264" w:lineRule="auto"/>
-            </w:pPr>
-            <w:r>
-              <w:rPr>
-                <w:rFonts w:ascii="Arial" w:hAnsi="Arial"/>
-                <w:b/>
-                <w:color w:val="1A1A1A"/>
-                <w:sz w:val="18"/>
-              </w:rPr>
-              <w:t>Orphan mesh</w:t>
-            </w:r>
-          </w:p>
-        </w:tc>
-        <w:tc>
-          <w:tcPr>
-            <w:tcW w:type="dxa" w:w="1587"/>
-            <w:vAlign w:val="top"/>
-            <w:tcBorders>
-              <w:bottom w:val="single" w:sz="4" w:space="4" w:color="E0E0E0"/>
-            </w:tcBorders>
-            <w:shd w:val="clear" w:color="auto" w:fill="FFF3CD"/>
-          </w:tcPr>
-          <w:p>
-            <w:pPr>
-              <w:spacing w:before="40" w:after="40" w:line="264" w:lineRule="auto"/>
-            </w:pPr>
-            <w:r>
-              <w:rPr>
-                <w:rFonts w:ascii="Arial" w:hAnsi="Arial"/>
-                <w:b/>
-                <w:color w:val="7F6000"/>
-                <w:sz w:val="18"/>
-              </w:rPr>
-              <w:t>WARNING</w:t>
-            </w:r>
-          </w:p>
-        </w:tc>
-        <w:tc>
-          <w:tcPr>
-            <w:tcW w:type="dxa" w:w="5953"/>
-            <w:vAlign w:val="top"/>
-            <w:tcBorders>
-              <w:bottom w:val="single" w:sz="4" w:space="4" w:color="E0E0E0"/>
-            </w:tcBorders>
-          </w:tcPr>
-          <w:p>
-            <w:pPr>
-              <w:spacing w:before="40" w:after="40" w:line="264" w:lineRule="auto"/>
-            </w:pPr>
-            <w:r>
-              <w:rPr>
-                <w:rFonts w:ascii="Arial" w:hAnsi="Arial"/>
-                <w:b w:val="0"/>
-                <w:color w:val="1A1A1A"/>
-                <w:sz w:val="18"/>
-              </w:rPr>
-              <w:t>Меш, недостижимый ни от одного asset-корня</w:t>
-            </w:r>
-          </w:p>
-        </w:tc>
-      </w:tr>
-      <w:tr>
-        <w:trPr>
-          <w:cantSplit/>
-        </w:trPr>
-        <w:tc>
-          <w:tcPr>
-            <w:tcW w:type="dxa" w:w="2948"/>
-            <w:vAlign w:val="top"/>
-            <w:tcBorders>
-              <w:bottom w:val="single" w:sz="4" w:space="4" w:color="E0E0E0"/>
-            </w:tcBorders>
-          </w:tcPr>
-          <w:p>
-            <w:pPr>
-              <w:spacing w:before="40" w:after="40" w:line="264" w:lineRule="auto"/>
-            </w:pPr>
-            <w:r>
-              <w:rPr>
-                <w:rFonts w:ascii="Arial" w:hAnsi="Arial"/>
-                <w:b/>
-                <w:color w:val="1A1A1A"/>
-                <w:sz w:val="18"/>
-              </w:rPr>
-              <w:t>Name mismatch in group</w:t>
-            </w:r>
-          </w:p>
-        </w:tc>
-        <w:tc>
-          <w:tcPr>
-            <w:tcW w:type="dxa" w:w="1587"/>
-            <w:vAlign w:val="top"/>
-            <w:tcBorders>
-              <w:bottom w:val="single" w:sz="4" w:space="4" w:color="E0E0E0"/>
-            </w:tcBorders>
-            <w:shd w:val="clear" w:color="auto" w:fill="FFF3CD"/>
-          </w:tcPr>
-          <w:p>
-            <w:pPr>
-              <w:spacing w:before="40" w:after="40" w:line="264" w:lineRule="auto"/>
-            </w:pPr>
-            <w:r>
-              <w:rPr>
-                <w:rFonts w:ascii="Arial" w:hAnsi="Arial"/>
-                <w:b/>
-                <w:color w:val="7F6000"/>
-                <w:sz w:val="18"/>
-              </w:rPr>
-              <w:t>WARNING</w:t>
-            </w:r>
-          </w:p>
-        </w:tc>
-        <w:tc>
-          <w:tcPr>
-            <w:tcW w:type="dxa" w:w="5953"/>
-            <w:vAlign w:val="top"/>
-            <w:tcBorders>
-              <w:bottom w:val="single" w:sz="4" w:space="4" w:color="E0E0E0"/>
-            </w:tcBorders>
-          </w:tcPr>
-          <w:p>
-            <w:pPr>
-              <w:spacing w:before="40" w:after="40" w:line="264" w:lineRule="auto"/>
-            </w:pPr>
-            <w:r>
-              <w:rPr>
-                <w:rFonts w:ascii="Arial" w:hAnsi="Arial"/>
-                <w:b w:val="0"/>
-                <w:color w:val="1A1A1A"/>
-                <w:sz w:val="18"/>
-              </w:rPr>
-              <w:t>Имя узла не соответствует паттерну &lt;base&gt; / &lt;base&gt;_NN своей группы</w:t>
+              <w:t>Имя меша (без суффикса _geo) не соответствует ни одной легальной форме своей группы: &lt;base&gt;, &lt;base&gt;_NN (две цифры), &lt;base&gt;_a (одна буква), &lt;base&gt;_a_NN, симметрия _l / _r</w:t>
             </w:r>
           </w:p>
         </w:tc>
@@ -10416,7 +10191,7 @@
           <w:color w:val="1A1A1A"/>
           <w:sz w:val="19"/>
         </w:rPr>
-        <w:t>Scan - ручной запуск скана; результат - сворачиваемые секции по asset-корням со своими счётчиками ERROR/WARNING, плюс секции «Not connected to any root» и сцены-левел находки.</w:t>
+        <w:t>Scan (в заголовке блока; после первого скана - иконка пересканирования). Результат - секции по asset-корням со своими счётчиками E/W; чистый корень - одна строка с галкой. Внутри корня находки свёрнуты в строки правил (×N + примеры имён), разворот - до объектов (до 10 строк). Сироты - отдельной секцией «Not connected to any root», сцены-левел находки (нет/много корней) - сверху списка.</w:t>
       </w:r>
     </w:p>
     <w:p>
@@ -10430,7 +10205,7 @@
           <w:color w:val="1A1A1A"/>
           <w:sz w:val="19"/>
         </w:rPr>
-        <w:t>Issues only - показывать только проблемные ветки.</w:t>
+        <w:t>Live-автоскан: при включённом Live скан перезапускается сам после изменений структуры (импорт FBX, репарентинг, переименования). «Stale - re-scan» в заголовке - результат устарел.</w:t>
       </w:r>
     </w:p>
     <w:p>
@@ -10444,21 +10219,7 @@
           <w:color w:val="1A1A1A"/>
           <w:sz w:val="19"/>
         </w:rPr>
-        <w:t>Live-автоскан: при включённом Live скан перезапускается сам после изменений структуры (импорт FBX, репарентинг, переименования). Бейдж «Stale» - результат устарел, запустите Scan.</w:t>
-      </w:r>
-    </w:p>
-    <w:p>
-      <w:pPr>
-        <w:pStyle w:val="ListBullet"/>
-      </w:pPr>
-      <w:r>
-        <w:rPr>
-          <w:rFonts w:ascii="Arial" w:hAnsi="Arial"/>
-          <w:i w:val="0"/>
-          <w:color w:val="1A1A1A"/>
-          <w:sz w:val="19"/>
-        </w:rPr>
-        <w:t>X у находки - игнор правила на этом узле; счётчик «N ignored - clear» сбрасывает игноры.</w:t>
+        <w:t>X у находки - игнор правила на этом узле; «N ignored - clear» в статусе сбрасывает игноры. Игноры уважают панель, статус ассета, отчёты и Next Issue.</w:t>
       </w:r>
     </w:p>
     <w:p>
@@ -10470,6 +10231,17 @@
         <w:t>6.4 Исправления</w:t>
       </w:r>
       <w:bookmarkEnd w:id="100032"/>
+    </w:p>
+    <w:p>
+      <w:r>
+        <w:rPr>
+          <w:rFonts w:ascii="Arial" w:hAnsi="Arial"/>
+          <w:i w:val="0"/>
+          <w:color w:val="1A1A1A"/>
+          <w:sz w:val="19"/>
+        </w:rPr>
+        <w:t>Кнопка Fix стоит прямо на строке правила - видна только там, где есть что чинить:</w:t>
+      </w:r>
     </w:p>
     <w:tbl>
       <w:tblPr>
@@ -10484,8 +10256,9 @@
         </w:tblCellMar>
       </w:tblPr>
       <w:tblGrid>
-        <w:gridCol w:w="4706"/>
-        <w:gridCol w:w="4706"/>
+        <w:gridCol w:w="3137"/>
+        <w:gridCol w:w="3137"/>
+        <w:gridCol w:w="3137"/>
       </w:tblGrid>
       <w:tr>
         <w:trPr>
@@ -10493,7 +10266,7 @@
         </w:trPr>
         <w:tc>
           <w:tcPr>
-            <w:tcW w:type="dxa" w:w="2551"/>
+            <w:tcW w:type="dxa" w:w="2041"/>
             <w:vAlign w:val="top"/>
             <w:tcBorders>
               <w:bottom w:val="single" w:sz="12" w:space="4" w:color="C82823"/>
@@ -10518,7 +10291,7 @@
         </w:tc>
         <w:tc>
           <w:tcPr>
-            <w:tcW w:type="dxa" w:w="7937"/>
+            <w:tcW w:type="dxa" w:w="3061"/>
             <w:vAlign w:val="top"/>
             <w:tcBorders>
               <w:bottom w:val="single" w:sz="12" w:space="4" w:color="C82823"/>
@@ -10537,6 +10310,31 @@
                 <w:sz w:val="17"/>
                 <w:spacing w:val="20"/>
               </w:rPr>
+              <w:t>ГДЕ</w:t>
+            </w:r>
+          </w:p>
+        </w:tc>
+        <w:tc>
+          <w:tcPr>
+            <w:tcW w:type="dxa" w:w="5386"/>
+            <w:vAlign w:val="top"/>
+            <w:tcBorders>
+              <w:bottom w:val="single" w:sz="12" w:space="4" w:color="C82823"/>
+            </w:tcBorders>
+          </w:tcPr>
+          <w:p>
+            <w:pPr>
+              <w:keepNext/>
+              <w:spacing w:before="40" w:after="40" w:line="264" w:lineRule="auto"/>
+            </w:pPr>
+            <w:r>
+              <w:rPr>
+                <w:rFonts w:ascii="Century Gothic" w:hAnsi="Century Gothic"/>
+                <w:b/>
+                <w:color w:val="000000"/>
+                <w:sz w:val="17"/>
+                <w:spacing w:val="20"/>
+              </w:rPr>
               <w:t>ЧТО ДЕЛАЕТ</w:t>
             </w:r>
           </w:p>
@@ -10548,7 +10346,7 @@
         </w:trPr>
         <w:tc>
           <w:tcPr>
-            <w:tcW w:type="dxa" w:w="2551"/>
+            <w:tcW w:type="dxa" w:w="2041"/>
             <w:vAlign w:val="top"/>
             <w:tcBorders>
               <w:bottom w:val="single" w:sz="4" w:space="4" w:color="E0E0E0"/>
@@ -10572,7 +10370,31 @@
         </w:tc>
         <w:tc>
           <w:tcPr>
-            <w:tcW w:type="dxa" w:w="7937"/>
+            <w:tcW w:type="dxa" w:w="3061"/>
+            <w:vAlign w:val="top"/>
+            <w:tcBorders>
+              <w:bottom w:val="single" w:sz="4" w:space="4" w:color="E0E0E0"/>
+            </w:tcBorders>
+          </w:tcPr>
+          <w:p>
+            <w:pPr>
+              <w:keepNext/>
+              <w:spacing w:before="40" w:after="40" w:line="264" w:lineRule="auto"/>
+            </w:pPr>
+            <w:r>
+              <w:rPr>
+                <w:rFonts w:ascii="Arial" w:hAnsi="Arial"/>
+                <w:b w:val="0"/>
+                <w:color w:val="1A1A1A"/>
+                <w:sz w:val="18"/>
+              </w:rPr>
+              <w:t>строка Missing group suffix</w:t>
+            </w:r>
+          </w:p>
+        </w:tc>
+        <w:tc>
+          <w:tcPr>
+            <w:tcW w:type="dxa" w:w="5386"/>
             <w:vAlign w:val="top"/>
             <w:tcBorders>
               <w:bottom w:val="single" w:sz="4" w:space="4" w:color="E0E0E0"/>
@@ -10601,7 +10423,7 @@
         </w:trPr>
         <w:tc>
           <w:tcPr>
-            <w:tcW w:type="dxa" w:w="2551"/>
+            <w:tcW w:type="dxa" w:w="2041"/>
             <w:vAlign w:val="top"/>
             <w:tcBorders>
               <w:bottom w:val="single" w:sz="4" w:space="4" w:color="E0E0E0"/>
@@ -10619,13 +10441,13 @@
                 <w:color w:val="1A1A1A"/>
                 <w:sz w:val="18"/>
               </w:rPr>
-              <w:t>Renumber</w:t>
-            </w:r>
-          </w:p>
-        </w:tc>
-        <w:tc>
-          <w:tcPr>
-            <w:tcW w:type="dxa" w:w="7937"/>
+              <w:t>Fix (Renumber)</w:t>
+            </w:r>
+          </w:p>
+        </w:tc>
+        <w:tc>
+          <w:tcPr>
+            <w:tcW w:type="dxa" w:w="3061"/>
             <w:vAlign w:val="top"/>
             <w:tcBorders>
               <w:bottom w:val="single" w:sz="4" w:space="4" w:color="E0E0E0"/>
@@ -10643,7 +10465,31 @@
                 <w:color w:val="1A1A1A"/>
                 <w:sz w:val="18"/>
               </w:rPr>
-              <w:t>Приводит нумерацию партиций к двузначной сетке base_01… (легальные имена не трогаются; переименование двухпроходное через временные имена - без коллизий)</w:t>
+              <w:t>строка Name mismatch in group</w:t>
+            </w:r>
+          </w:p>
+        </w:tc>
+        <w:tc>
+          <w:tcPr>
+            <w:tcW w:type="dxa" w:w="5386"/>
+            <w:vAlign w:val="top"/>
+            <w:tcBorders>
+              <w:bottom w:val="single" w:sz="4" w:space="4" w:color="E0E0E0"/>
+            </w:tcBorders>
+          </w:tcPr>
+          <w:p>
+            <w:pPr>
+              <w:keepNext/>
+              <w:spacing w:before="40" w:after="40" w:line="264" w:lineRule="auto"/>
+            </w:pPr>
+            <w:r>
+              <w:rPr>
+                <w:rFonts w:ascii="Arial" w:hAnsi="Arial"/>
+                <w:b w:val="0"/>
+                <w:color w:val="1A1A1A"/>
+                <w:sz w:val="18"/>
+              </w:rPr>
+              <w:t>Приводит нумерацию партиций к двузначной сетке base_01…, сохраняя меш-суффикс (_geo). Легальные имена (window_a_01, wing_front_l) не трогаются; переименование двухпроходное - без коллизий</w:t>
             </w:r>
           </w:p>
         </w:tc>
@@ -10654,7 +10500,7 @@
         </w:trPr>
         <w:tc>
           <w:tcPr>
-            <w:tcW w:type="dxa" w:w="2551"/>
+            <w:tcW w:type="dxa" w:w="2041"/>
             <w:vAlign w:val="top"/>
             <w:tcBorders>
               <w:bottom w:val="single" w:sz="4" w:space="4" w:color="E0E0E0"/>
@@ -10672,13 +10518,13 @@
                 <w:color w:val="1A1A1A"/>
                 <w:sz w:val="18"/>
               </w:rPr>
-              <w:t>Adopt Orphans</w:t>
-            </w:r>
-          </w:p>
-        </w:tc>
-        <w:tc>
-          <w:tcPr>
-            <w:tcW w:type="dxa" w:w="7937"/>
+              <w:t>Create root</w:t>
+            </w:r>
+          </w:p>
+        </w:tc>
+        <w:tc>
+          <w:tcPr>
+            <w:tcW w:type="dxa" w:w="3061"/>
             <w:vAlign w:val="top"/>
             <w:tcBorders>
               <w:bottom w:val="single" w:sz="4" w:space="4" w:color="E0E0E0"/>
@@ -10696,7 +10542,31 @@
                 <w:color w:val="1A1A1A"/>
                 <w:sz w:val="18"/>
               </w:rPr>
-              <w:t>Подключает осиротевшие узлы к корню: один корень - автоматически, несколько - с диалогом</w:t>
+              <w:t>строка No asset root</w:t>
+            </w:r>
+          </w:p>
+        </w:tc>
+        <w:tc>
+          <w:tcPr>
+            <w:tcW w:type="dxa" w:w="5386"/>
+            <w:vAlign w:val="top"/>
+            <w:tcBorders>
+              <w:bottom w:val="single" w:sz="4" w:space="4" w:color="E0E0E0"/>
+            </w:tcBorders>
+          </w:tcPr>
+          <w:p>
+            <w:pPr>
+              <w:keepNext/>
+              <w:spacing w:before="40" w:after="40" w:line="264" w:lineRule="auto"/>
+            </w:pPr>
+            <w:r>
+              <w:rPr>
+                <w:rFonts w:ascii="Arial" w:hAnsi="Arial"/>
+                <w:b w:val="0"/>
+                <w:color w:val="1A1A1A"/>
+                <w:sz w:val="18"/>
+              </w:rPr>
+              <w:t>Создаёт asset-корень; опция сразу подключить сирот</w:t>
             </w:r>
           </w:p>
         </w:tc>
@@ -10707,7 +10577,7 @@
         </w:trPr>
         <w:tc>
           <w:tcPr>
-            <w:tcW w:type="dxa" w:w="2551"/>
+            <w:tcW w:type="dxa" w:w="2041"/>
             <w:vAlign w:val="top"/>
             <w:tcBorders>
               <w:bottom w:val="single" w:sz="4" w:space="4" w:color="E0E0E0"/>
@@ -10725,13 +10595,13 @@
                 <w:color w:val="1A1A1A"/>
                 <w:sz w:val="18"/>
               </w:rPr>
-              <w:t>Create Root</w:t>
-            </w:r>
-          </w:p>
-        </w:tc>
-        <w:tc>
-          <w:tcPr>
-            <w:tcW w:type="dxa" w:w="7937"/>
+              <w:t>Connect</w:t>
+            </w:r>
+          </w:p>
+        </w:tc>
+        <w:tc>
+          <w:tcPr>
+            <w:tcW w:type="dxa" w:w="3061"/>
             <w:vAlign w:val="top"/>
             <w:tcBorders>
               <w:bottom w:val="single" w:sz="4" w:space="4" w:color="E0E0E0"/>
@@ -10749,7 +10619,31 @@
                 <w:color w:val="1A1A1A"/>
                 <w:sz w:val="18"/>
               </w:rPr>
-              <w:t>Создаёт asset-корень; опция сразу подключить сирот</w:t>
+              <w:t>секция сирот</w:t>
+            </w:r>
+          </w:p>
+        </w:tc>
+        <w:tc>
+          <w:tcPr>
+            <w:tcW w:type="dxa" w:w="5386"/>
+            <w:vAlign w:val="top"/>
+            <w:tcBorders>
+              <w:bottom w:val="single" w:sz="4" w:space="4" w:color="E0E0E0"/>
+            </w:tcBorders>
+          </w:tcPr>
+          <w:p>
+            <w:pPr>
+              <w:keepNext/>
+              <w:spacing w:before="40" w:after="40" w:line="264" w:lineRule="auto"/>
+            </w:pPr>
+            <w:r>
+              <w:rPr>
+                <w:rFonts w:ascii="Arial" w:hAnsi="Arial"/>
+                <w:b w:val="0"/>
+                <w:color w:val="1A1A1A"/>
+                <w:sz w:val="18"/>
+              </w:rPr>
+              <w:t>Подключает осиротевшие узлы к корню: один корень - автоматически, несколько - с диалогом</w:t>
             </w:r>
           </w:p>
         </w:tc>
@@ -10760,7 +10654,7 @@
         </w:trPr>
         <w:tc>
           <w:tcPr>
-            <w:tcW w:type="dxa" w:w="2551"/>
+            <w:tcW w:type="dxa" w:w="2041"/>
             <w:vAlign w:val="top"/>
             <w:tcBorders>
               <w:bottom w:val="single" w:sz="8" w:space="4" w:color="000000"/>
@@ -10777,13 +10671,36 @@
                 <w:color w:val="1A1A1A"/>
                 <w:sz w:val="18"/>
               </w:rPr>
-              <w:t>Create Asset Skeleton</w:t>
-            </w:r>
-          </w:p>
-        </w:tc>
-        <w:tc>
-          <w:tcPr>
-            <w:tcW w:type="dxa" w:w="7937"/>
+              <w:t>Skeleton</w:t>
+            </w:r>
+          </w:p>
+        </w:tc>
+        <w:tc>
+          <w:tcPr>
+            <w:tcW w:type="dxa" w:w="3061"/>
+            <w:vAlign w:val="top"/>
+            <w:tcBorders>
+              <w:bottom w:val="single" w:sz="8" w:space="4" w:color="000000"/>
+            </w:tcBorders>
+          </w:tcPr>
+          <w:p>
+            <w:pPr>
+              <w:spacing w:before="40" w:after="40" w:line="264" w:lineRule="auto"/>
+            </w:pPr>
+            <w:r>
+              <w:rPr>
+                <w:rFonts w:ascii="Arial" w:hAnsi="Arial"/>
+                <w:b w:val="0"/>
+                <w:color w:val="1A1A1A"/>
+                <w:sz w:val="18"/>
+              </w:rPr>
+              <w:t>заголовок блока</w:t>
+            </w:r>
+          </w:p>
+        </w:tc>
+        <w:tc>
+          <w:tcPr>
+            <w:tcW w:type="dxa" w:w="5386"/>
             <w:vAlign w:val="top"/>
             <w:tcBorders>
               <w:bottom w:val="single" w:sz="8" w:space="4" w:color="000000"/>
@@ -10819,7 +10736,7 @@
           <w:color w:val="6E6E6E"/>
           <w:sz w:val="18"/>
         </w:rPr>
-        <w:t>Все фиксы иерархии пересканируют структуру сразу после применения.</w:t>
+        <w:t>Все фиксы иерархии пересканируют структуру сразу после применения. В Coordinator Mode с Coordinator Lock фиксы и Skeleton спрятаны - координатор только валидирует.</w:t>
       </w:r>
     </w:p>
     <w:p>
@@ -12126,7 +12043,7 @@
                 <w:color w:val="1A1A1A"/>
                 <w:sz w:val="18"/>
               </w:rPr>
-              <w:t>Objects и Groups: списки префиксов/суффиксов (+/−); Mesh Data: суффикс дата-блока (по умолчанию _mesh); Hierarchy: суффикс групп (_grp) и функциональный whitelist (дополняет 24 встроенных слоя).</w:t>
+              <w:t>Objects и Groups: списки префиксов/суффиксов (+/−); Mesh Data: список суффиксов дата-блоков (_mesh, _geo, _grp по умолчанию; первый в списке - цель кнопки Fix); Hierarchy: суффикс групп (_grp) и функциональный whitelist (дополняет 24 встроенных слоя). Полей нейминга в самой панели больше нет - конфигурация живёт только здесь и в пресетах.</w:t>
             </w:r>
           </w:p>
         </w:tc>

--- a/docs/STUKACH_Manual_RU.docx
+++ b/docs/STUKACH_Manual_RU.docx
@@ -104,7 +104,7 @@
                 <w:sz w:val="18"/>
                 <w:spacing w:val="60"/>
               </w:rPr>
-              <w:t>BLENDER 5.2  -  V1.8.4  ·  MAYA 2025 - V1.3.0</w:t>
+              <w:t>BLENDER 5.2  -  V1.8.5  ·  MAYA 2025 - V1.3.0</w:t>
             </w:r>
           </w:p>
           <w:p>
@@ -399,7 +399,7 @@
         <w:tab/>
       </w:r>
       <w:r>
-        <w:t>19</w:t>
+        <w:t>20</w:t>
       </w:r>
     </w:p>
     <w:p>
@@ -3948,7 +3948,7 @@
           <w:color w:val="1A1A1A"/>
           <w:sz w:val="19"/>
         </w:rPr>
-        <w:t>42 чека в 7 категориях + Scene Units. Состав и критичность соответствуют коду v1.8.4; пороги части чеков настраиваются в Preferences (вкладка UV, вкладка Checks - порог фасок для Hard Edges). Проверка обновлений - §9.1.</w:t>
+        <w:t>42 чека в 7 категориях + Scene Units. Состав и критичность соответствуют коду v1.8.5; пороги части чеков настраиваются в Preferences (вкладка UV, вкладка Checks - порог фасок для Hard Edges). Проверка обновлений - §9.1.</w:t>
       </w:r>
     </w:p>
     <w:p>
@@ -7754,7 +7754,7 @@
           <w:color w:val="1A1A1A"/>
           <w:sz w:val="19"/>
         </w:rPr>
-        <w:t>Правила нейминга настраиваются в Preferences → Naming (префиксы/суффиксы объектов, групп, меш-данных; см. §9) - в панели полей конфигурации нет. Чеки сверяют имена с этой политикой; аудит сцены по этим же правилам запускается вместе с Validate (строка Naming Audit со статусом).</w:t>
+        <w:t>Нейминг валидируется контрактом - одним шаблоном имени, собранным из политики: [prefix] core [position] [_a] [_01] suffix. Слоты настраиваются в Preferences → Naming (префиксы, суффиксы, позиции; см. §9); вариант - одна буква, номер - две цифры. Ожидаемый паттерн показывается прямо в блоке Naming, несоответствие - одна находка с этим паттерном. Гигиена отдельно: ASCII, нижний регистр, без .001, без дефолтных DCC-имён, без дубликатов. Аудит сцены запускается вместе с Validate; находки живут в блоке Naming, карточки объектов их не дублируют. Чекбоксы свёрнуты в три группы: Object Naming / Mesh Data / Materials.</w:t>
       </w:r>
     </w:p>
     <w:tbl>
@@ -7953,7 +7953,7 @@
                 <w:color w:val="1A1A1A"/>
                 <w:sz w:val="18"/>
               </w:rPr>
-              <w:t>Дефолтные имена (Cube, pCube1), нумерация .001, спецсимволы, заглавные буквы, кириллица и любые не-ASCII символы, несоответствие префиксам/суффиксам</w:t>
+              <w:t>Дефолтные имена (Cube, pCube1), нумерация .001, спецсимволы, заглавные буквы, кириллица и любые не-ASCII символы, несоответствие контракту имени</w:t>
             </w:r>
           </w:p>
         </w:tc>
@@ -12043,7 +12043,7 @@
                 <w:color w:val="1A1A1A"/>
                 <w:sz w:val="18"/>
               </w:rPr>
-              <w:t>Objects и Groups: списки префиксов/суффиксов (+/−); Mesh Data: список суффиксов дата-блоков (_mesh, _geo, _grp по умолчанию; первый в списке - цель кнопки Fix); Hierarchy: суффикс групп (_grp) и функциональный whitelist (дополняет 24 встроенных слоя). Полей нейминга в самой панели больше нет - конфигурация живёт только здесь и в пресетах.</w:t>
+              <w:t>Objects и Groups: списки префиксов/суффиксов (+/−); Contract Positions: дополнительные позиционные токены (дополняют 8 встроенных _l/_r/_front/_back/_top/_bottom/_left/_right); Mesh Data: список суффиксов дата-блоков (_mesh, _geo, _grp по умолчанию; первый в списке - цель кнопки Fix); Hierarchy: суффикс групп (_grp) и функциональный whitelist (дополняет 24 встроенных слоя). Полей нейминга в самой панели нет - конфигурация живёт только здесь и в пресетах.</w:t>
             </w:r>
           </w:p>
         </w:tc>
